--- a/BE/Backend Kafka.docx
+++ b/BE/Backend Kafka.docx
@@ -1,6 +1,6 @@
 
 <file path=word/document.xml><?xml version="1.0" encoding="utf-8"?>
-<w:document xmlns:wpc="http://schemas.microsoft.com/office/word/2010/wordprocessingCanvas" xmlns:mc="http://schemas.openxmlformats.org/markup-compatibility/2006" xmlns:o="urn:schemas-microsoft-com:office:office" xmlns:r="http://schemas.openxmlformats.org/officeDocument/2006/relationships" xmlns:m="http://schemas.openxmlformats.org/officeDocument/2006/math" xmlns:v="urn:schemas-microsoft-com:vml" xmlns:wp14="http://schemas.microsoft.com/office/word/2010/wordprocessingDrawing" xmlns:wp="http://schemas.openxmlformats.org/drawingml/2006/wordprocessingDrawing" xmlns:w="http://schemas.openxmlformats.org/wordprocessingml/2006/main" xmlns:w14="http://schemas.microsoft.com/office/word/2010/wordml" xmlns:w10="urn:schemas-microsoft-com:office:word" xmlns:w15="http://schemas.microsoft.com/office/word/2012/wordml" xmlns:wpg="http://schemas.microsoft.com/office/word/2010/wordprocessingGroup" xmlns:wpi="http://schemas.microsoft.com/office/word/2010/wordprocessingInk" xmlns:wne="http://schemas.microsoft.com/office/word/2006/wordml" xmlns:wps="http://schemas.microsoft.com/office/word/2010/wordprocessingShape" xmlns:wpsCustomData="http://www.wps.cn/officeDocument/2013/wpsCustomData" mc:Ignorable="w14 w15 wp14">
+<w:document xmlns:wpc="http://schemas.microsoft.com/office/word/2010/wordprocessingCanvas" xmlns:cx="http://schemas.microsoft.com/office/drawing/2014/chartex" xmlns:cx1="http://schemas.microsoft.com/office/drawing/2015/9/8/chartex" xmlns:cx2="http://schemas.microsoft.com/office/drawing/2015/10/21/chartex" xmlns:cx3="http://schemas.microsoft.com/office/drawing/2016/5/9/chartex" xmlns:cx4="http://schemas.microsoft.com/office/drawing/2016/5/10/chartex" xmlns:cx5="http://schemas.microsoft.com/office/drawing/2016/5/11/chartex" xmlns:cx6="http://schemas.microsoft.com/office/drawing/2016/5/12/chartex" xmlns:cx7="http://schemas.microsoft.com/office/drawing/2016/5/13/chartex" xmlns:cx8="http://schemas.microsoft.com/office/drawing/2016/5/14/chartex" xmlns:mc="http://schemas.openxmlformats.org/markup-compatibility/2006" xmlns:o="urn:schemas-microsoft-com:office:office" xmlns:r="http://schemas.openxmlformats.org/officeDocument/2006/relationships" xmlns:m="http://schemas.openxmlformats.org/officeDocument/2006/math" xmlns:v="urn:schemas-microsoft-com:vml" xmlns:wp14="http://schemas.microsoft.com/office/word/2010/wordprocessingDrawing" xmlns:wp="http://schemas.openxmlformats.org/drawingml/2006/wordprocessingDrawing" xmlns:w="http://schemas.openxmlformats.org/wordprocessingml/2006/main" xmlns:w14="http://schemas.microsoft.com/office/word/2010/wordml" xmlns:w10="urn:schemas-microsoft-com:office:word" xmlns:w15="http://schemas.microsoft.com/office/word/2012/wordml" xmlns:wpg="http://schemas.microsoft.com/office/word/2010/wordprocessingGroup" xmlns:wpi="http://schemas.microsoft.com/office/word/2010/wordprocessingInk" xmlns:wne="http://schemas.microsoft.com/office/word/2006/wordml" xmlns:wps="http://schemas.microsoft.com/office/word/2010/wordprocessingShape" xmlns:wpsCustomData="http://www.wps.cn/officeDocument/2013/wpsCustomData" mc:Ignorable="w14 w15 wp14">
   <w:body>
     <w:p>
       <w:pPr>
@@ -20,18 +20,32 @@
       <w:pPr>
         <w:numPr>
           <w:ilvl w:val="0"/>
-          <w:numId w:val="1"/>
+          <w:numId w:val="0"/>
         </w:numPr>
         <w:rPr>
           <w:rFonts w:hint="default"/>
-        </w:rPr>
-      </w:pPr>
-      <w:r>
-        <w:rPr>
-          <w:rFonts w:hint="default"/>
-        </w:rPr>
-        <w:t>How we can confirm our message is consumed or not in kafka?</w:t>
-      </w:r>
+          <w:lang w:val="en-US"/>
+        </w:rPr>
+      </w:pPr>
+      <w:r>
+        <w:rPr>
+          <w:rFonts w:hint="default"/>
+          <w:lang w:val="en-US"/>
+        </w:rPr>
+        <w:t>Ans: Asynchronous communication allows the sender to send a request/event without waiting for the receiver to complete processing, allowing both sides to work independently. Kafka is a common example in microservices.</w:t>
+      </w:r>
+    </w:p>
+    <w:p>
+      <w:pPr>
+        <w:numPr>
+          <w:ilvl w:val="0"/>
+          <w:numId w:val="0"/>
+        </w:numPr>
+        <w:rPr>
+          <w:rFonts w:hint="default"/>
+          <w:lang w:val="en-US"/>
+        </w:rPr>
+      </w:pPr>
     </w:p>
     <w:p>
       <w:pPr>
@@ -39,12 +53,34 @@
           <w:ilvl w:val="0"/>
           <w:numId w:val="1"/>
         </w:numPr>
-      </w:pPr>
-      <w:r>
-        <w:rPr>
-          <w:rFonts w:hint="default"/>
-        </w:rPr>
-        <w:t>What is use of partitions and consumerGroup in kafka?</w:t>
+        <w:rPr>
+          <w:rFonts w:hint="default"/>
+        </w:rPr>
+      </w:pPr>
+      <w:r>
+        <w:rPr>
+          <w:rFonts w:hint="default"/>
+        </w:rPr>
+        <w:t>How we can confirm our message is consumed or not in kafka?</w:t>
+      </w:r>
+    </w:p>
+    <w:p>
+      <w:pPr>
+        <w:numPr>
+          <w:ilvl w:val="0"/>
+          <w:numId w:val="0"/>
+        </w:numPr>
+        <w:rPr>
+          <w:rFonts w:hint="default"/>
+          <w:lang w:val="en-US"/>
+        </w:rPr>
+      </w:pPr>
+      <w:r>
+        <w:rPr>
+          <w:rFonts w:hint="default"/>
+          <w:lang w:val="en-US"/>
+        </w:rPr>
+        <w:t>Ans:  We monitor the consumer group's committed offset and lag using Kafka UI tools such as AKHQ or Conduktor. If the consumer offset advances and lag reduces, it indicates that messages are being consumed. However, Kafka offset confirms consumer progress, not necessarily successful business processing, so for business-level confirmation we also check application logs, metrics, or the downstream database</w:t>
       </w:r>
     </w:p>
     <w:p>
@@ -53,17 +89,75 @@
           <w:ilvl w:val="0"/>
           <w:numId w:val="1"/>
         </w:numPr>
-        <w:rPr>
-          <w:rFonts w:hint="default"/>
-          <w:lang w:val="en-US"/>
-        </w:rPr>
-      </w:pPr>
-      <w:r>
-        <w:rPr>
-          <w:rFonts w:hint="default"/>
-        </w:rPr>
-        <w:t>Explain about Kafka?</w:t>
-      </w:r>
+      </w:pPr>
+      <w:r>
+        <w:rPr>
+          <w:rFonts w:hint="default"/>
+        </w:rPr>
+        <w:t>What is use of partitions and consumerGroup in kafka?</w:t>
+      </w:r>
+    </w:p>
+    <w:p>
+      <w:pPr>
+        <w:numPr>
+          <w:ilvl w:val="0"/>
+          <w:numId w:val="0"/>
+        </w:numPr>
+        <w:rPr>
+          <w:rFonts w:hint="default"/>
+          <w:lang w:val="en-US"/>
+        </w:rPr>
+      </w:pPr>
+      <w:r>
+        <w:rPr>
+          <w:rFonts w:hint="default"/>
+          <w:lang w:val="en-US"/>
+        </w:rPr>
+        <w:t>Ans: Partitions provide parallelism at the Kafka topic level, while consumer groups provide parallelism at the consumer level. Multiple instances of the same application normally use the same consumer group ID, and Kafka distributes the topic's partitions among those instances. This allows horizontal scaling and parallel message processing. If we have more consumers than partitions, some consumers will remain idle.</w:t>
+      </w:r>
+    </w:p>
+    <w:p>
+      <w:pPr>
+        <w:numPr>
+          <w:ilvl w:val="0"/>
+          <w:numId w:val="0"/>
+        </w:numPr>
+        <w:rPr>
+          <w:rFonts w:hint="default"/>
+          <w:lang w:val="en-US"/>
+        </w:rPr>
+      </w:pPr>
+    </w:p>
+    <w:p>
+      <w:pPr>
+        <w:numPr>
+          <w:ilvl w:val="0"/>
+          <w:numId w:val="0"/>
+        </w:numPr>
+        <w:rPr>
+          <w:rFonts w:hint="default"/>
+          <w:lang w:val="en-US"/>
+        </w:rPr>
+      </w:pPr>
+      <w:r>
+        <w:rPr>
+          <w:rFonts w:hint="default"/>
+          <w:lang w:val="en-US"/>
+        </w:rPr>
+        <w:t>One more important point for interviews: Kafka maintains message ordering only within a partition, not across the entire topic.</w:t>
+      </w:r>
+    </w:p>
+    <w:p>
+      <w:pPr>
+        <w:numPr>
+          <w:ilvl w:val="0"/>
+          <w:numId w:val="0"/>
+        </w:numPr>
+        <w:rPr>
+          <w:rFonts w:hint="default"/>
+          <w:lang w:val="en-US"/>
+        </w:rPr>
+      </w:pPr>
     </w:p>
     <w:p>
       <w:pPr>
@@ -79,10 +173,40 @@
       <w:r>
         <w:rPr>
           <w:rFonts w:hint="default"/>
-          <w:lang w:val="en-US"/>
-        </w:rPr>
-        <w:t>How to increase partitioning(Auto scaling) without changing the code when we have high volume of data?</w:t>
-      </w:r>
+        </w:rPr>
+        <w:t>Explain about Kafka?</w:t>
+      </w:r>
+    </w:p>
+    <w:p>
+      <w:pPr>
+        <w:numPr>
+          <w:ilvl w:val="0"/>
+          <w:numId w:val="0"/>
+        </w:numPr>
+        <w:rPr>
+          <w:rFonts w:hint="default"/>
+          <w:lang w:val="en-US"/>
+        </w:rPr>
+      </w:pPr>
+      <w:r>
+        <w:rPr>
+          <w:rFonts w:hint="default"/>
+          <w:lang w:val="en-US"/>
+        </w:rPr>
+        <w:t>Ans: Kafka is a distributed event-streaming platform used for high-throughput and reliable asynchronous communication. It uses topics and partitions to store and distribute events, while consumer groups enable parallel processing. Kafka is widely used in event-driven microservices, real-time streaming, and data integration. Earlier Kafka used ZooKeeper, while modern Kafka can use KRaft to manage cluster metadata without ZooKeeper.</w:t>
+      </w:r>
+    </w:p>
+    <w:p>
+      <w:pPr>
+        <w:numPr>
+          <w:ilvl w:val="0"/>
+          <w:numId w:val="0"/>
+        </w:numPr>
+        <w:rPr>
+          <w:rFonts w:hint="default"/>
+          <w:lang w:val="en-US"/>
+        </w:rPr>
+      </w:pPr>
     </w:p>
     <w:p>
       <w:pPr>
@@ -100,7 +224,26 @@
           <w:rFonts w:hint="default"/>
           <w:lang w:val="en-US"/>
         </w:rPr>
-        <w:t>What is the use of Offset?</w:t>
+        <w:t>How to increase partitioning(Auto scaling) without changing the code when we have high volume of data?</w:t>
+      </w:r>
+    </w:p>
+    <w:p>
+      <w:pPr>
+        <w:numPr>
+          <w:ilvl w:val="0"/>
+          <w:numId w:val="0"/>
+        </w:numPr>
+        <w:rPr>
+          <w:rFonts w:hint="default"/>
+          <w:lang w:val="en-US"/>
+        </w:rPr>
+      </w:pPr>
+      <w:r>
+        <w:rPr>
+          <w:rFonts w:hint="default"/>
+          <w:lang w:val="en-US"/>
+        </w:rPr>
+        <w:t>Ans: When message volume increases, we can increase the number of partitions of a Kafka topic using Kafka administration tools without changing application code. After increasing partitions, Kafka rebalances the consumer group and distributes partitions among available consumer instances. If the application is deployed on Kubernetes/OpenShift, we can also scale the number of consumer pods based on metrics such as Kafka lag. Partition scaling and consumer-instance autoscaling are separate activities.</w:t>
       </w:r>
     </w:p>
     <w:p>
@@ -119,8 +262,39 @@
           <w:rFonts w:hint="default"/>
           <w:lang w:val="en-US"/>
         </w:rPr>
-        <w:t>How would you know how many message consumed and how many pending?</w:t>
-      </w:r>
+        <w:t>What is the use of Offset?</w:t>
+      </w:r>
+    </w:p>
+    <w:p>
+      <w:pPr>
+        <w:numPr>
+          <w:ilvl w:val="0"/>
+          <w:numId w:val="0"/>
+        </w:numPr>
+        <w:rPr>
+          <w:rFonts w:hint="default"/>
+          <w:lang w:val="en-US"/>
+        </w:rPr>
+      </w:pPr>
+      <w:r>
+        <w:rPr>
+          <w:rFonts w:hint="default"/>
+          <w:lang w:val="en-US"/>
+        </w:rPr>
+        <w:t>Ans:An offset is a unique sequential position of a message within a Kafka partition. It helps consumers keep track of which messages they have processed or committed and where to continue consuming. Consumer offsets are also used to calculate consumer lag by comparing the latest partition offset with the consumer group's committed offset.</w:t>
+      </w:r>
+    </w:p>
+    <w:p>
+      <w:pPr>
+        <w:numPr>
+          <w:ilvl w:val="0"/>
+          <w:numId w:val="0"/>
+        </w:numPr>
+        <w:rPr>
+          <w:rFonts w:hint="default"/>
+          <w:lang w:val="en-US"/>
+        </w:rPr>
+      </w:pPr>
     </w:p>
     <w:p>
       <w:pPr>
@@ -138,8 +312,89 @@
           <w:rFonts w:hint="default"/>
           <w:lang w:val="en-US"/>
         </w:rPr>
-        <w:t xml:space="preserve"> Which Kafka you are using?</w:t>
-      </w:r>
+        <w:t>How would you know how many message consumed and how many pending?</w:t>
+      </w:r>
+    </w:p>
+    <w:p>
+      <w:pPr>
+        <w:numPr>
+          <w:ilvl w:val="0"/>
+          <w:numId w:val="0"/>
+        </w:numPr>
+        <w:rPr>
+          <w:rFonts w:hint="default"/>
+          <w:lang w:val="en-US"/>
+        </w:rPr>
+      </w:pPr>
+      <w:r>
+        <w:rPr>
+          <w:rFonts w:hint="default"/>
+          <w:lang w:val="en-US"/>
+        </w:rPr>
+        <w:t xml:space="preserve">Ans: </w:t>
+      </w:r>
+    </w:p>
+    <w:p>
+      <w:pPr>
+        <w:numPr>
+          <w:ilvl w:val="0"/>
+          <w:numId w:val="0"/>
+        </w:numPr>
+        <w:rPr>
+          <w:rFonts w:hint="default"/>
+          <w:lang w:val="en-US"/>
+        </w:rPr>
+      </w:pPr>
+      <w:r>
+        <w:rPr>
+          <w:rFonts w:hint="default"/>
+          <w:lang w:val="en-US"/>
+        </w:rPr>
+        <w:t>Yes. You can determine the pending records even if the messages are not processed in a simple "business order", because Kafka offsets are sequential within each partition.</w:t>
+      </w:r>
+    </w:p>
+    <w:p>
+      <w:pPr>
+        <w:numPr>
+          <w:ilvl w:val="0"/>
+          <w:numId w:val="0"/>
+        </w:numPr>
+        <w:rPr>
+          <w:rFonts w:hint="default"/>
+          <w:lang w:val="en-US"/>
+        </w:rPr>
+      </w:pPr>
+    </w:p>
+    <w:p>
+      <w:pPr>
+        <w:numPr>
+          <w:ilvl w:val="0"/>
+          <w:numId w:val="0"/>
+        </w:numPr>
+        <w:rPr>
+          <w:rFonts w:hint="default"/>
+          <w:lang w:val="en-US"/>
+        </w:rPr>
+      </w:pPr>
+      <w:r>
+        <w:rPr>
+          <w:rFonts w:hint="default"/>
+          <w:lang w:val="en-US"/>
+        </w:rPr>
+        <w:t>Offset is maintained per partition, and each consumer group maintains its own consumer/committed offset for that partition.</w:t>
+      </w:r>
+    </w:p>
+    <w:p>
+      <w:pPr>
+        <w:numPr>
+          <w:ilvl w:val="0"/>
+          <w:numId w:val="0"/>
+        </w:numPr>
+        <w:rPr>
+          <w:rFonts w:hint="default"/>
+          <w:lang w:val="en-US"/>
+        </w:rPr>
+      </w:pPr>
     </w:p>
     <w:p>
       <w:pPr>
@@ -149,20 +404,34 @@
         </w:numPr>
         <w:rPr>
           <w:rFonts w:hint="default"/>
-        </w:rPr>
-      </w:pPr>
-      <w:r>
-        <w:rPr>
-          <w:rFonts w:hint="default"/>
-          <w:lang w:val="en-US"/>
-        </w:rPr>
-        <w:t>W</w:t>
-      </w:r>
-      <w:r>
-        <w:rPr>
-          <w:rFonts w:hint="default"/>
-        </w:rPr>
-        <w:t>hat is the difference b/w Kafka and other Messaging queues like RabbitMQ or IBMMQ.</w:t>
+          <w:lang w:val="en-US"/>
+        </w:rPr>
+      </w:pPr>
+      <w:r>
+        <w:rPr>
+          <w:rFonts w:hint="default"/>
+          <w:lang w:val="en-US"/>
+        </w:rPr>
+        <w:t xml:space="preserve"> Which Kafka you are using?</w:t>
+      </w:r>
+    </w:p>
+    <w:p>
+      <w:pPr>
+        <w:numPr>
+          <w:ilvl w:val="0"/>
+          <w:numId w:val="0"/>
+        </w:numPr>
+        <w:rPr>
+          <w:rFonts w:hint="default"/>
+          <w:lang w:val="en-US"/>
+        </w:rPr>
+      </w:pPr>
+      <w:r>
+        <w:rPr>
+          <w:rFonts w:hint="default"/>
+          <w:lang w:val="en-US"/>
+        </w:rPr>
+        <w:t>Ans: We are using Apache Kafka. It is the open-source Kafka distribution. Depending on the organization, Kafka can also be consumed through platforms such as Confluent Platform or managed services such as Amazon MSK, but in our project we are using Apache Kafka.</w:t>
       </w:r>
     </w:p>
     <w:p>
@@ -178,8 +447,84 @@
       <w:r>
         <w:rPr>
           <w:rFonts w:hint="default"/>
-        </w:rPr>
-        <w:t>What is the use of Topic?</w:t>
+          <w:lang w:val="en-US"/>
+        </w:rPr>
+        <w:t>W</w:t>
+      </w:r>
+      <w:r>
+        <w:rPr>
+          <w:rFonts w:hint="default"/>
+        </w:rPr>
+        <w:t>hat is the difference b/w Kafka and other Messaging queues like RabbitMQ or IBMMQ.</w:t>
+      </w:r>
+    </w:p>
+    <w:p>
+      <w:pPr>
+        <w:numPr>
+          <w:ilvl w:val="0"/>
+          <w:numId w:val="0"/>
+        </w:numPr>
+        <w:rPr>
+          <w:rFonts w:hint="default"/>
+          <w:lang w:val="en-US"/>
+        </w:rPr>
+      </w:pPr>
+      <w:r>
+        <w:rPr>
+          <w:rFonts w:hint="default"/>
+          <w:lang w:val="en-US"/>
+        </w:rPr>
+        <w:t xml:space="preserve">Ans: </w:t>
+      </w:r>
+    </w:p>
+    <w:p>
+      <w:pPr>
+        <w:numPr>
+          <w:ilvl w:val="0"/>
+          <w:numId w:val="0"/>
+        </w:numPr>
+        <w:rPr>
+          <w:rFonts w:hint="default"/>
+          <w:lang w:val="en-US"/>
+        </w:rPr>
+      </w:pPr>
+      <w:r>
+        <w:rPr>
+          <w:rFonts w:hint="default"/>
+          <w:lang w:val="en-US"/>
+        </w:rPr>
+        <w:t>Kafka → Event streaming + high throughput + partitions + consumer groups + replay</w:t>
+      </w:r>
+    </w:p>
+    <w:p>
+      <w:pPr>
+        <w:numPr>
+          <w:ilvl w:val="0"/>
+          <w:numId w:val="0"/>
+        </w:numPr>
+        <w:rPr>
+          <w:rFonts w:hint="default"/>
+          <w:lang w:val="en-US"/>
+        </w:rPr>
+      </w:pPr>
+    </w:p>
+    <w:p>
+      <w:pPr>
+        <w:numPr>
+          <w:ilvl w:val="0"/>
+          <w:numId w:val="0"/>
+        </w:numPr>
+        <w:rPr>
+          <w:rFonts w:hint="default"/>
+          <w:lang w:val="en-US"/>
+        </w:rPr>
+      </w:pPr>
+      <w:r>
+        <w:rPr>
+          <w:rFonts w:hint="default"/>
+          <w:lang w:val="en-US"/>
+        </w:rPr>
+        <w:t>MQ → Reliable messaging + queues + transactions + enterprise integration</w:t>
       </w:r>
     </w:p>
     <w:p>
@@ -196,8 +541,39 @@
         <w:rPr>
           <w:rFonts w:hint="default"/>
         </w:rPr>
-        <w:t xml:space="preserve"> Why can't we create multiple topics instead of partitioning?</w:t>
-      </w:r>
+        <w:t>What is the use of Topic?</w:t>
+      </w:r>
+    </w:p>
+    <w:p>
+      <w:pPr>
+        <w:numPr>
+          <w:ilvl w:val="0"/>
+          <w:numId w:val="0"/>
+        </w:numPr>
+        <w:rPr>
+          <w:rFonts w:hint="default"/>
+          <w:lang w:val="en-US"/>
+        </w:rPr>
+      </w:pPr>
+      <w:r>
+        <w:rPr>
+          <w:rFonts w:hint="default"/>
+          <w:lang w:val="en-US"/>
+        </w:rPr>
+        <w:t>Ans: A Kafka topic is a logical category or destination where producers publish messages/events and consumers subscribe to receive them. It acts as the main communication channel between producers and consumers. A topic can be divided into multiple partitions to support scalability, parallel processing, and ordering within each partition.</w:t>
+      </w:r>
+    </w:p>
+    <w:p>
+      <w:pPr>
+        <w:numPr>
+          <w:ilvl w:val="0"/>
+          <w:numId w:val="0"/>
+        </w:numPr>
+        <w:rPr>
+          <w:rFonts w:hint="default"/>
+          <w:lang w:val="en-US"/>
+        </w:rPr>
+      </w:pPr>
     </w:p>
     <w:p>
       <w:pPr>
@@ -213,8 +589,39 @@
         <w:rPr>
           <w:rFonts w:hint="default"/>
         </w:rPr>
-        <w:t>How we can justify no of partitions will increase the performance?</w:t>
-      </w:r>
+        <w:t xml:space="preserve"> Why can't we create multiple topics instead of partitioning?</w:t>
+      </w:r>
+    </w:p>
+    <w:p>
+      <w:pPr>
+        <w:numPr>
+          <w:ilvl w:val="0"/>
+          <w:numId w:val="0"/>
+        </w:numPr>
+        <w:rPr>
+          <w:rFonts w:hint="default"/>
+          <w:lang w:val="en-US"/>
+        </w:rPr>
+      </w:pPr>
+      <w:r>
+        <w:rPr>
+          <w:rFonts w:hint="default"/>
+          <w:lang w:val="en-US"/>
+        </w:rPr>
+        <w:t>Ans: We don't normally create multiple topics just to achieve parallel processing. A topic represents a logical stream of related events, while partitions divide that stream to provide scalability and parallel consumption. Multiple instances of the same consumer group can consume different partitions without changing the topic name. We choose the number of partitions based on throughput, parallelism, ordering and future scalability requirements.</w:t>
+      </w:r>
+    </w:p>
+    <w:p>
+      <w:pPr>
+        <w:numPr>
+          <w:ilvl w:val="0"/>
+          <w:numId w:val="0"/>
+        </w:numPr>
+        <w:rPr>
+          <w:rFonts w:hint="default"/>
+          <w:lang w:val="en-US"/>
+        </w:rPr>
+      </w:pPr>
     </w:p>
     <w:p>
       <w:pPr>
@@ -222,13 +629,97 @@
           <w:ilvl w:val="0"/>
           <w:numId w:val="1"/>
         </w:numPr>
-      </w:pPr>
-      <w:r>
-        <w:rPr>
-          <w:rFonts w:hint="default"/>
-        </w:rPr>
-        <w:t>What is the use of Offset? Explain about in-depth Kafka internal process?</w:t>
-      </w:r>
+        <w:rPr>
+          <w:rFonts w:hint="default"/>
+        </w:rPr>
+      </w:pPr>
+      <w:r>
+        <w:rPr>
+          <w:rFonts w:hint="default"/>
+        </w:rPr>
+        <w:t>How we can justify no of partitions will increase the performance?</w:t>
+      </w:r>
+    </w:p>
+    <w:p>
+      <w:pPr>
+        <w:numPr>
+          <w:ilvl w:val="0"/>
+          <w:numId w:val="0"/>
+        </w:numPr>
+        <w:rPr>
+          <w:rFonts w:hint="default"/>
+          <w:lang w:val="en-US"/>
+        </w:rPr>
+      </w:pPr>
+      <w:r>
+        <w:rPr>
+          <w:rFonts w:hint="default"/>
+          <w:lang w:val="en-US"/>
+        </w:rPr>
+        <w:t>Ans:</w:t>
+      </w:r>
+    </w:p>
+    <w:p>
+      <w:pPr>
+        <w:numPr>
+          <w:ilvl w:val="0"/>
+          <w:numId w:val="0"/>
+        </w:numPr>
+        <w:rPr>
+          <w:rFonts w:hint="default"/>
+          <w:lang w:val="en-US"/>
+        </w:rPr>
+      </w:pPr>
+      <w:r>
+        <w:rPr>
+          <w:rFonts w:hint="default"/>
+          <w:lang w:val="en-US"/>
+        </w:rPr>
+        <w:t>Increasing partitions can improve Kafka performance because partitions allow data to be distributed and processed in parallel. Each partition can be consumed independently, so multiple consumer instances in the same consumer group can process different partitions concurrently. Partitions can also distribute the Kafka workload across brokers. However, increasing partitions alone doesn't guarantee better performance; the number of consumers, broker capacity, producer throughput, downstream systems and ordering requirements also need to be considered.</w:t>
+      </w:r>
+    </w:p>
+    <w:p>
+      <w:pPr>
+        <w:numPr>
+          <w:ilvl w:val="0"/>
+          <w:numId w:val="0"/>
+        </w:numPr>
+        <w:rPr>
+          <w:rFonts w:hint="default"/>
+          <w:lang w:val="en-US"/>
+        </w:rPr>
+      </w:pPr>
+    </w:p>
+    <w:p>
+      <w:pPr>
+        <w:numPr>
+          <w:ilvl w:val="0"/>
+          <w:numId w:val="0"/>
+        </w:numPr>
+        <w:rPr>
+          <w:rFonts w:hint="default"/>
+          <w:lang w:val="en-US"/>
+        </w:rPr>
+      </w:pPr>
+      <w:r>
+        <w:rPr>
+          <w:rFonts w:hint="default"/>
+          <w:lang w:val="en-US"/>
+        </w:rPr>
+        <w:t>Partitions → Parallelism → More consumers can work simultaneously → Potentially higher throughput.</w:t>
+      </w:r>
+    </w:p>
+    <w:p>
+      <w:pPr>
+        <w:numPr>
+          <w:ilvl w:val="0"/>
+          <w:numId w:val="0"/>
+        </w:numPr>
+        <w:rPr>
+          <w:rFonts w:hint="default"/>
+          <w:lang w:val="en-US"/>
+        </w:rPr>
+      </w:pPr>
     </w:p>
     <w:p>
       <w:pPr>
@@ -240,10 +731,40 @@
       <w:r>
         <w:rPr>
           <w:rFonts w:hint="default"/>
-          <w:lang w:val="en-US"/>
-        </w:rPr>
-        <w:t>If we want to create Kafka to implement what are the steps needed from scractch?</w:t>
-      </w:r>
+        </w:rPr>
+        <w:t>What is the use of Offset? Explain about in-depth Kafka internal process?</w:t>
+      </w:r>
+    </w:p>
+    <w:p>
+      <w:pPr>
+        <w:numPr>
+          <w:ilvl w:val="0"/>
+          <w:numId w:val="0"/>
+        </w:numPr>
+        <w:rPr>
+          <w:rFonts w:hint="default"/>
+          <w:lang w:val="en-US"/>
+        </w:rPr>
+      </w:pPr>
+      <w:r>
+        <w:rPr>
+          <w:rFonts w:hint="default"/>
+          <w:lang w:val="en-US"/>
+        </w:rPr>
+        <w:t>Ans: Offset is a sequential identifier assigned to each record within a Kafka partition. Each partition maintains its own offset sequence. When a consumer reads records, it tracks its position and periodically commits its offset. Kafka stores the committed offset for each consumer group and partition, allowing the consumer to resume from the appropriate position after restart. The difference between the partition's latest position and the consumer group's committed position is called consumer lag, which helps us identify how far behind a consumer is.</w:t>
+      </w:r>
+    </w:p>
+    <w:p>
+      <w:pPr>
+        <w:numPr>
+          <w:ilvl w:val="0"/>
+          <w:numId w:val="0"/>
+        </w:numPr>
+        <w:rPr>
+          <w:rFonts w:hint="default"/>
+          <w:lang w:val="en-US"/>
+        </w:rPr>
+      </w:pPr>
     </w:p>
     <w:p>
       <w:pPr>
@@ -257,7 +778,88 @@
           <w:rFonts w:hint="default"/>
           <w:lang w:val="en-US"/>
         </w:rPr>
-        <w:t>When we can choose asysnchronous communication?</w:t>
+        <w:t>If we want to create Kafka to implement what are the steps needed from scractch?</w:t>
+      </w:r>
+    </w:p>
+    <w:p>
+      <w:pPr>
+        <w:numPr>
+          <w:ilvl w:val="0"/>
+          <w:numId w:val="0"/>
+        </w:numPr>
+        <w:rPr>
+          <w:rFonts w:hint="default"/>
+          <w:lang w:val="en-US"/>
+        </w:rPr>
+      </w:pPr>
+      <w:r>
+        <w:rPr>
+          <w:rFonts w:hint="default"/>
+          <w:lang w:val="en-US"/>
+        </w:rPr>
+        <w:t>Ans: First, we need a Kafka cluster. In older Kafka deployments, ZooKeeper was commonly used for cluster coordination and metadata management, while modern Kafka can use KRaft, which removes the need for ZooKeeper.</w:t>
+      </w:r>
+    </w:p>
+    <w:p>
+      <w:pPr>
+        <w:numPr>
+          <w:ilvl w:val="0"/>
+          <w:numId w:val="0"/>
+        </w:numPr>
+        <w:rPr>
+          <w:rFonts w:hint="default"/>
+          <w:lang w:val="en-US"/>
+        </w:rPr>
+      </w:pPr>
+    </w:p>
+    <w:p>
+      <w:pPr>
+        <w:numPr>
+          <w:ilvl w:val="0"/>
+          <w:numId w:val="0"/>
+        </w:numPr>
+        <w:rPr>
+          <w:rFonts w:hint="default"/>
+          <w:lang w:val="en-US"/>
+        </w:rPr>
+      </w:pPr>
+      <w:r>
+        <w:rPr>
+          <w:rFonts w:hint="default"/>
+          <w:lang w:val="en-US"/>
+        </w:rPr>
+        <w:t>From the application side, we add the Spring Kafka dependency and configure the Kafka connection and required security such as TLS/SASL based on the organization's setup. Then we create the required topics and decide the partition count based on throughput, parallelism, ordering and scalability requirements. We also configure replication for fault tolerance.</w:t>
+      </w:r>
+    </w:p>
+    <w:p>
+      <w:pPr>
+        <w:numPr>
+          <w:ilvl w:val="0"/>
+          <w:numId w:val="0"/>
+        </w:numPr>
+        <w:rPr>
+          <w:rFonts w:hint="default"/>
+          <w:lang w:val="en-US"/>
+        </w:rPr>
+      </w:pPr>
+    </w:p>
+    <w:p>
+      <w:pPr>
+        <w:numPr>
+          <w:ilvl w:val="0"/>
+          <w:numId w:val="0"/>
+        </w:numPr>
+        <w:rPr>
+          <w:rFonts w:hint="default"/>
+          <w:lang w:val="en-US"/>
+        </w:rPr>
+      </w:pPr>
+      <w:r>
+        <w:rPr>
+          <w:rFonts w:hint="default"/>
+          <w:lang w:val="en-US"/>
+        </w:rPr>
+        <w:t>On the producer side, Spring Boot provides KafkaTemplate, which we use to publish events to the appropriate topic. On the consumer side, we configure a consumer group and use @KafkaListener to consume messages. Finally, we configure error handling, retry/DLT, offset management, idempotency where required, and monitor consumer lag and Kafka health using tools such as AKHQ or Conduktor</w:t>
       </w:r>
     </w:p>
     <w:p>
@@ -270,11 +872,28 @@
       <w:r>
         <w:rPr>
           <w:rFonts w:hint="default"/>
-          <w:b/>
-          <w:bCs/>
-          <w:lang w:val="en-US"/>
-        </w:rPr>
-        <w:t>What happened duplicate event triggered in Kafka, how to prevent?</w:t>
+          <w:lang w:val="en-US"/>
+        </w:rPr>
+        <w:t>When we can choose asysnchronous communication?</w:t>
+      </w:r>
+    </w:p>
+    <w:p>
+      <w:pPr>
+        <w:numPr>
+          <w:ilvl w:val="0"/>
+          <w:numId w:val="0"/>
+        </w:numPr>
+        <w:rPr>
+          <w:rFonts w:hint="default"/>
+          <w:lang w:val="en-US"/>
+        </w:rPr>
+      </w:pPr>
+      <w:r>
+        <w:rPr>
+          <w:rFonts w:hint="default"/>
+          <w:lang w:val="en-US"/>
+        </w:rPr>
+        <w:t>Ans: We choose asynchronous communication when an immediate response is not required and the work can be processed independently. It helps with service decoupling, scalability, handling high-volume workloads, and long-running operations. If the caller needs an immediate result, synchronous communication is generally more appropriate.</w:t>
       </w:r>
     </w:p>
     <w:p>
@@ -284,23 +903,123 @@
           <w:numId w:val="1"/>
         </w:numPr>
         <w:rPr>
+          <w:b w:val="0"/>
+          <w:bCs w:val="0"/>
+        </w:rPr>
+      </w:pPr>
+      <w:r>
+        <w:rPr>
+          <w:rFonts w:hint="default"/>
+          <w:b w:val="0"/>
+          <w:bCs w:val="0"/>
+          <w:lang w:val="en-US"/>
+        </w:rPr>
+        <w:t>What happened duplicate event triggered in Kafka, how to prevent?</w:t>
+      </w:r>
+    </w:p>
+    <w:p>
+      <w:pPr>
+        <w:numPr>
+          <w:ilvl w:val="0"/>
+          <w:numId w:val="0"/>
+        </w:numPr>
+        <w:rPr>
+          <w:rFonts w:hint="default"/>
+          <w:b w:val="0"/>
+          <w:bCs w:val="0"/>
+          <w:lang w:val="en-US"/>
+        </w:rPr>
+      </w:pPr>
+      <w:r>
+        <w:rPr>
+          <w:rFonts w:hint="default"/>
+          <w:b w:val="0"/>
+          <w:bCs w:val="0"/>
+          <w:lang w:val="en-US"/>
+        </w:rPr>
+        <w:t>Ans: Idempotency prevents duplicate Kafka delivery from causing duplicate business effects.</w:t>
+      </w:r>
+    </w:p>
+    <w:p>
+      <w:pPr>
+        <w:numPr>
+          <w:ilvl w:val="0"/>
+          <w:numId w:val="1"/>
+        </w:numPr>
+        <w:rPr>
+          <w:rFonts w:hint="default"/>
+          <w:b w:val="0"/>
+          <w:bCs w:val="0"/>
+        </w:rPr>
+      </w:pPr>
+      <w:r>
+        <w:rPr>
+          <w:rFonts w:hint="default"/>
+          <w:b w:val="0"/>
+          <w:bCs w:val="0"/>
+        </w:rPr>
+        <w:t>Outbox Pattern</w:t>
+      </w:r>
+      <w:r>
+        <w:rPr>
+          <w:rFonts w:hint="default"/>
+          <w:b w:val="0"/>
+          <w:bCs w:val="0"/>
+          <w:lang w:val="en-US"/>
+        </w:rPr>
+        <w:t>?</w:t>
+      </w:r>
+    </w:p>
+    <w:p>
+      <w:pPr>
+        <w:numPr>
+          <w:ilvl w:val="0"/>
+          <w:numId w:val="0"/>
+        </w:numPr>
+        <w:rPr>
+          <w:rFonts w:hint="default"/>
+          <w:lang w:val="en-US"/>
+        </w:rPr>
+      </w:pPr>
+      <w:r>
+        <w:rPr>
+          <w:rFonts w:hint="default"/>
+          <w:lang w:val="en-US"/>
+        </w:rPr>
+        <w:t>Ans: Outbox Pattern ensures reliable event publishing along with the database transaction. On the consumer side, successful business processing is handled through transaction management, retries, idempotency and appropriate offset-commit strategy.</w:t>
+      </w:r>
+    </w:p>
+    <w:p>
+      <w:pPr>
+        <w:numPr>
+          <w:ilvl w:val="0"/>
+          <w:numId w:val="0"/>
+        </w:numPr>
+        <w:rPr>
+          <w:rFonts w:hint="default"/>
+          <w:lang w:val="en-US"/>
+        </w:rPr>
+      </w:pPr>
+    </w:p>
+    <w:p>
+      <w:pPr>
+        <w:numPr>
+          <w:ilvl w:val="0"/>
+          <w:numId w:val="0"/>
+        </w:numPr>
+        <w:rPr>
           <w:rFonts w:hint="default"/>
           <w:b/>
           <w:bCs/>
-        </w:rPr>
-      </w:pPr>
-      <w:r>
-        <w:rPr>
-          <w:rFonts w:hint="default"/>
-        </w:rPr>
-        <w:t>Outbox Pattern</w:t>
-      </w:r>
-      <w:r>
-        <w:rPr>
-          <w:rFonts w:hint="default"/>
-          <w:lang w:val="en-US"/>
-        </w:rPr>
-        <w:t>?</w:t>
+          <w:lang w:val="en-US"/>
+        </w:rPr>
+      </w:pPr>
+      <w:r>
+        <w:rPr>
+          <w:rFonts w:hint="default"/>
+          <w:lang w:val="en-US"/>
+        </w:rPr>
+        <w:t>Outbox Pattern is primarily a producer-side pattern. It ensures that a service's database changes and its outgoing event are persisted reliably and consistently. A consuming service can also use an outbox when it needs to publish its own downstream events.</w:t>
       </w:r>
     </w:p>
     <w:p>
@@ -3588,2017 +4307,2118 @@
           <w:bCs/>
         </w:rPr>
       </w:pPr>
+      <w:r>
+        <w:rPr>
+          <w:rFonts w:hint="default"/>
+          <w:b/>
+          <w:bCs/>
+        </w:rPr>
+        <w:t>How circuit breaker works?</w:t>
+      </w:r>
+    </w:p>
+    <w:p>
+      <w:pPr>
+        <w:rPr>
+          <w:rFonts w:hint="default"/>
+        </w:rPr>
+      </w:pPr>
+      <w:r>
+        <w:rPr>
+          <w:rFonts w:hint="default"/>
+        </w:rPr>
+        <w:t xml:space="preserve">   A Circuit Breaker is a design pattern used in microservices to prevent a failing service from causing a cascade failure across the system.</w:t>
+      </w:r>
+    </w:p>
+    <w:p>
+      <w:pPr>
+        <w:rPr>
+          <w:rFonts w:hint="default"/>
+        </w:rPr>
+      </w:pPr>
+    </w:p>
+    <w:p>
+      <w:pPr>
+        <w:rPr>
+          <w:rFonts w:hint="default"/>
+        </w:rPr>
+      </w:pPr>
+      <w:r>
+        <w:rPr>
+          <w:rFonts w:hint="default"/>
+        </w:rPr>
+        <w:t>Three States of Circuit Breaker:</w:t>
+      </w:r>
+    </w:p>
+    <w:p>
+      <w:pPr>
+        <w:rPr>
+          <w:rFonts w:hint="default"/>
+        </w:rPr>
+      </w:pPr>
+      <w:r>
+        <w:rPr>
+          <w:rFonts w:hint="default"/>
+        </w:rPr>
+        <w:t>--------------------------------</w:t>
+      </w:r>
+    </w:p>
+    <w:p>
+      <w:pPr>
+        <w:rPr>
+          <w:rFonts w:hint="default"/>
+        </w:rPr>
+      </w:pPr>
+      <w:r>
+        <w:rPr>
+          <w:rFonts w:hint="default"/>
+        </w:rPr>
+        <w:t>1. Closed State (Normal):</w:t>
+      </w:r>
+    </w:p>
+    <w:p>
+      <w:pPr>
+        <w:rPr>
+          <w:rFonts w:hint="default"/>
+        </w:rPr>
+      </w:pPr>
+      <w:r>
+        <w:rPr>
+          <w:rFonts w:hint="default"/>
+        </w:rPr>
+        <w:t>-------------------------</w:t>
+      </w:r>
+    </w:p>
+    <w:p>
+      <w:pPr>
+        <w:rPr>
+          <w:rFonts w:hint="default"/>
+        </w:rPr>
+      </w:pPr>
+    </w:p>
+    <w:p>
+      <w:pPr>
+        <w:rPr>
+          <w:rFonts w:hint="default"/>
+        </w:rPr>
+      </w:pPr>
+      <w:r>
+        <w:rPr>
+          <w:rFonts w:hint="default"/>
+        </w:rPr>
+        <w:t>Everything is healthy.</w:t>
+      </w:r>
+    </w:p>
+    <w:p>
+      <w:pPr>
+        <w:rPr>
+          <w:rFonts w:hint="default"/>
+        </w:rPr>
+      </w:pPr>
+    </w:p>
+    <w:p>
+      <w:pPr>
+        <w:rPr>
+          <w:rFonts w:hint="default"/>
+        </w:rPr>
+      </w:pPr>
+      <w:r>
+        <w:rPr>
+          <w:rFonts w:hint="default"/>
+        </w:rPr>
+        <w:t>Order Service</w:t>
+      </w:r>
+    </w:p>
+    <w:p>
+      <w:pPr>
+        <w:rPr>
+          <w:rFonts w:hint="default"/>
+        </w:rPr>
+      </w:pPr>
+      <w:r>
+        <w:rPr>
+          <w:rFonts w:hint="default"/>
+        </w:rPr>
+        <w:t xml:space="preserve">      |</w:t>
+      </w:r>
+    </w:p>
+    <w:p>
+      <w:pPr>
+        <w:rPr>
+          <w:rFonts w:hint="default"/>
+        </w:rPr>
+      </w:pPr>
+      <w:r>
+        <w:rPr>
+          <w:rFonts w:hint="default"/>
+        </w:rPr>
+        <w:t xml:space="preserve">      v</w:t>
+      </w:r>
+    </w:p>
+    <w:p>
+      <w:pPr>
+        <w:rPr>
+          <w:rFonts w:hint="default"/>
+        </w:rPr>
+      </w:pPr>
+      <w:r>
+        <w:rPr>
+          <w:rFonts w:hint="default"/>
+        </w:rPr>
+        <w:t>Payment Service</w:t>
+      </w:r>
+    </w:p>
+    <w:p>
+      <w:pPr>
+        <w:rPr>
+          <w:rFonts w:hint="default"/>
+        </w:rPr>
+      </w:pPr>
+    </w:p>
+    <w:p>
+      <w:pPr>
+        <w:rPr>
+          <w:rFonts w:hint="default"/>
+        </w:rPr>
+      </w:pPr>
+      <w:r>
+        <w:rPr>
+          <w:rFonts w:hint="default"/>
+        </w:rPr>
+        <w:t>Requests are allowed through.</w:t>
+      </w:r>
+    </w:p>
+    <w:p>
+      <w:pPr>
+        <w:rPr>
+          <w:rFonts w:hint="default"/>
+        </w:rPr>
+      </w:pPr>
+    </w:p>
+    <w:p>
+      <w:pPr>
+        <w:rPr>
+          <w:rFonts w:hint="default"/>
+        </w:rPr>
+      </w:pPr>
+      <w:r>
+        <w:rPr>
+          <w:rFonts w:hint="default"/>
+        </w:rPr>
+        <w:t>SUCCESS</w:t>
+      </w:r>
+    </w:p>
+    <w:p>
+      <w:pPr>
+        <w:rPr>
+          <w:rFonts w:hint="default"/>
+        </w:rPr>
+      </w:pPr>
+      <w:r>
+        <w:rPr>
+          <w:rFonts w:hint="default"/>
+        </w:rPr>
+        <w:t>SUCCESS</w:t>
+      </w:r>
+    </w:p>
+    <w:p>
+      <w:pPr>
+        <w:rPr>
+          <w:rFonts w:hint="default"/>
+        </w:rPr>
+      </w:pPr>
+      <w:r>
+        <w:rPr>
+          <w:rFonts w:hint="default"/>
+        </w:rPr>
+        <w:t>SUCCESS</w:t>
+      </w:r>
+    </w:p>
+    <w:p>
+      <w:pPr>
+        <w:rPr>
+          <w:rFonts w:hint="default"/>
+        </w:rPr>
+      </w:pPr>
+    </w:p>
+    <w:p>
+      <w:pPr>
+        <w:rPr>
+          <w:rFonts w:hint="default"/>
+        </w:rPr>
+      </w:pPr>
+      <w:r>
+        <w:rPr>
+          <w:rFonts w:hint="default"/>
+        </w:rPr>
+        <w:t>2. Open State (Service Failing):</w:t>
+      </w:r>
+    </w:p>
+    <w:p>
+      <w:pPr>
+        <w:rPr>
+          <w:rFonts w:hint="default"/>
+        </w:rPr>
+      </w:pPr>
+      <w:r>
+        <w:rPr>
+          <w:rFonts w:hint="default"/>
+        </w:rPr>
+        <w:t>---------------------------------</w:t>
+      </w:r>
+    </w:p>
+    <w:p>
+      <w:pPr>
+        <w:rPr>
+          <w:rFonts w:hint="default"/>
+        </w:rPr>
+      </w:pPr>
+    </w:p>
+    <w:p>
+      <w:pPr>
+        <w:rPr>
+          <w:rFonts w:hint="default"/>
+        </w:rPr>
+      </w:pPr>
+      <w:r>
+        <w:rPr>
+          <w:rFonts w:hint="default"/>
+        </w:rPr>
+        <w:t>Failure threshold reached.</w:t>
+      </w:r>
+    </w:p>
+    <w:p>
+      <w:pPr>
+        <w:rPr>
+          <w:rFonts w:hint="default"/>
+        </w:rPr>
+      </w:pPr>
+    </w:p>
+    <w:p>
+      <w:pPr>
+        <w:rPr>
+          <w:rFonts w:hint="default"/>
+        </w:rPr>
+      </w:pPr>
+      <w:r>
+        <w:rPr>
+          <w:rFonts w:hint="default"/>
+        </w:rPr>
+        <w:t>FAIL</w:t>
+      </w:r>
+    </w:p>
+    <w:p>
+      <w:pPr>
+        <w:rPr>
+          <w:rFonts w:hint="default"/>
+        </w:rPr>
+      </w:pPr>
+      <w:r>
+        <w:rPr>
+          <w:rFonts w:hint="default"/>
+        </w:rPr>
+        <w:t>FAIL</w:t>
+      </w:r>
+    </w:p>
+    <w:p>
+      <w:pPr>
+        <w:rPr>
+          <w:rFonts w:hint="default"/>
+        </w:rPr>
+      </w:pPr>
+      <w:r>
+        <w:rPr>
+          <w:rFonts w:hint="default"/>
+        </w:rPr>
+        <w:t>FAIL</w:t>
+      </w:r>
+    </w:p>
+    <w:p>
+      <w:pPr>
+        <w:rPr>
+          <w:rFonts w:hint="default"/>
+        </w:rPr>
+      </w:pPr>
+      <w:r>
+        <w:rPr>
+          <w:rFonts w:hint="default"/>
+        </w:rPr>
+        <w:t>FAIL</w:t>
+      </w:r>
+    </w:p>
+    <w:p>
+      <w:pPr>
+        <w:rPr>
+          <w:rFonts w:hint="default"/>
+        </w:rPr>
+      </w:pPr>
+    </w:p>
+    <w:p>
+      <w:pPr>
+        <w:rPr>
+          <w:rFonts w:hint="default"/>
+        </w:rPr>
+      </w:pPr>
+      <w:r>
+        <w:rPr>
+          <w:rFonts w:hint="default"/>
+        </w:rPr>
+        <w:t>Circuit opens:</w:t>
+      </w:r>
+    </w:p>
+    <w:p>
+      <w:pPr>
+        <w:rPr>
+          <w:rFonts w:hint="default"/>
+        </w:rPr>
+      </w:pPr>
+    </w:p>
+    <w:p>
+      <w:pPr>
+        <w:rPr>
+          <w:rFonts w:hint="default"/>
+        </w:rPr>
+      </w:pPr>
+      <w:r>
+        <w:rPr>
+          <w:rFonts w:hint="default"/>
+        </w:rPr>
+        <w:t>Order Service</w:t>
+      </w:r>
+    </w:p>
+    <w:p>
+      <w:pPr>
+        <w:rPr>
+          <w:rFonts w:hint="default"/>
+        </w:rPr>
+      </w:pPr>
+      <w:r>
+        <w:rPr>
+          <w:rFonts w:hint="default"/>
+        </w:rPr>
+        <w:t xml:space="preserve">      X</w:t>
+      </w:r>
+    </w:p>
+    <w:p>
+      <w:pPr>
+        <w:rPr>
+          <w:rFonts w:hint="default"/>
+        </w:rPr>
+      </w:pPr>
+      <w:r>
+        <w:rPr>
+          <w:rFonts w:hint="default"/>
+        </w:rPr>
+        <w:t>Payment Service</w:t>
+      </w:r>
+    </w:p>
+    <w:p>
+      <w:pPr>
+        <w:rPr>
+          <w:rFonts w:hint="default"/>
+        </w:rPr>
+      </w:pPr>
+    </w:p>
+    <w:p>
+      <w:pPr>
+        <w:rPr>
+          <w:rFonts w:hint="default"/>
+        </w:rPr>
+      </w:pPr>
+      <w:r>
+        <w:rPr>
+          <w:rFonts w:hint="default"/>
+        </w:rPr>
+        <w:t>Now:</w:t>
+      </w:r>
+    </w:p>
+    <w:p>
+      <w:pPr>
+        <w:rPr>
+          <w:rFonts w:hint="default"/>
+        </w:rPr>
+      </w:pPr>
+    </w:p>
+    <w:p>
+      <w:pPr>
+        <w:rPr>
+          <w:rFonts w:hint="default"/>
+        </w:rPr>
+      </w:pPr>
+      <w:r>
+        <w:rPr>
+          <w:rFonts w:hint="default"/>
+        </w:rPr>
+        <w:t>No actual call is made.</w:t>
+      </w:r>
+    </w:p>
+    <w:p>
+      <w:pPr>
+        <w:rPr>
+          <w:rFonts w:hint="default"/>
+        </w:rPr>
+      </w:pPr>
+    </w:p>
+    <w:p>
+      <w:pPr>
+        <w:rPr>
+          <w:rFonts w:hint="default"/>
+        </w:rPr>
+      </w:pPr>
+      <w:r>
+        <w:rPr>
+          <w:rFonts w:hint="default"/>
+        </w:rPr>
+        <w:t>Immediate response:</w:t>
+      </w:r>
+    </w:p>
+    <w:p>
+      <w:pPr>
+        <w:rPr>
+          <w:rFonts w:hint="default"/>
+        </w:rPr>
+      </w:pPr>
+    </w:p>
+    <w:p>
+      <w:pPr>
+        <w:rPr>
+          <w:rFonts w:hint="default"/>
+        </w:rPr>
+      </w:pPr>
+      <w:r>
+        <w:rPr>
+          <w:rFonts w:hint="default"/>
+        </w:rPr>
+        <w:t>"Payment service unavailable"</w:t>
+      </w:r>
+    </w:p>
+    <w:p>
+      <w:pPr>
+        <w:rPr>
+          <w:rFonts w:hint="default"/>
+        </w:rPr>
+      </w:pPr>
+    </w:p>
+    <w:p>
+      <w:pPr>
+        <w:rPr>
+          <w:rFonts w:hint="default"/>
+        </w:rPr>
+      </w:pPr>
+      <w:r>
+        <w:rPr>
+          <w:rFonts w:hint="default"/>
+        </w:rPr>
+        <w:t>or fallback response.</w:t>
+      </w:r>
+    </w:p>
+    <w:p>
+      <w:pPr>
+        <w:rPr>
+          <w:rFonts w:hint="default"/>
+        </w:rPr>
+      </w:pPr>
+    </w:p>
+    <w:p>
+      <w:pPr>
+        <w:rPr>
+          <w:rFonts w:hint="default"/>
+        </w:rPr>
+      </w:pPr>
+      <w:r>
+        <w:rPr>
+          <w:rFonts w:hint="default"/>
+        </w:rPr>
+        <w:t>3. Half-Open State (Testing):</w:t>
+      </w:r>
+    </w:p>
+    <w:p>
+      <w:pPr>
+        <w:rPr>
+          <w:rFonts w:hint="default"/>
+        </w:rPr>
+      </w:pPr>
+      <w:r>
+        <w:rPr>
+          <w:rFonts w:hint="default"/>
+        </w:rPr>
+        <w:t>-----------------------------</w:t>
+      </w:r>
+    </w:p>
+    <w:p>
+      <w:pPr>
+        <w:rPr>
+          <w:rFonts w:hint="default"/>
+        </w:rPr>
+      </w:pPr>
+    </w:p>
+    <w:p>
+      <w:pPr>
+        <w:rPr>
+          <w:rFonts w:hint="default"/>
+        </w:rPr>
+      </w:pPr>
+      <w:r>
+        <w:rPr>
+          <w:rFonts w:hint="default"/>
+        </w:rPr>
+        <w:t>After a wait period:</w:t>
+      </w:r>
+    </w:p>
+    <w:p>
+      <w:pPr>
+        <w:rPr>
+          <w:rFonts w:hint="default"/>
+        </w:rPr>
+      </w:pPr>
+    </w:p>
+    <w:p>
+      <w:pPr>
+        <w:rPr>
+          <w:rFonts w:hint="default"/>
+        </w:rPr>
+      </w:pPr>
+      <w:r>
+        <w:rPr>
+          <w:rFonts w:hint="default"/>
+        </w:rPr>
+        <w:t>30 seconds later</w:t>
+      </w:r>
+    </w:p>
+    <w:p>
+      <w:pPr>
+        <w:rPr>
+          <w:rFonts w:hint="default"/>
+        </w:rPr>
+      </w:pPr>
+    </w:p>
+    <w:p>
+      <w:pPr>
+        <w:rPr>
+          <w:rFonts w:hint="default"/>
+        </w:rPr>
+      </w:pPr>
+      <w:r>
+        <w:rPr>
+          <w:rFonts w:hint="default"/>
+        </w:rPr>
+        <w:t>Circuit Breaker allows a few requests.</w:t>
+      </w:r>
+    </w:p>
+    <w:p>
+      <w:pPr>
+        <w:rPr>
+          <w:rFonts w:hint="default"/>
+        </w:rPr>
+      </w:pPr>
+    </w:p>
+    <w:p>
+      <w:pPr>
+        <w:rPr>
+          <w:rFonts w:hint="default"/>
+        </w:rPr>
+      </w:pPr>
+      <w:r>
+        <w:rPr>
+          <w:rFonts w:hint="default"/>
+        </w:rPr>
+        <w:t>Test Request</w:t>
+      </w:r>
+    </w:p>
+    <w:p>
+      <w:pPr>
+        <w:rPr>
+          <w:rFonts w:hint="default"/>
+        </w:rPr>
+      </w:pPr>
+    </w:p>
+    <w:p>
+      <w:pPr>
+        <w:rPr>
+          <w:rFonts w:hint="default"/>
+        </w:rPr>
+      </w:pPr>
+      <w:r>
+        <w:rPr>
+          <w:rFonts w:hint="default"/>
+        </w:rPr>
+        <w:t>If successful:</w:t>
+      </w:r>
+    </w:p>
+    <w:p>
+      <w:pPr>
+        <w:rPr>
+          <w:rFonts w:hint="default"/>
+        </w:rPr>
+      </w:pPr>
+    </w:p>
+    <w:p>
+      <w:pPr>
+        <w:rPr>
+          <w:rFonts w:hint="default"/>
+        </w:rPr>
+      </w:pPr>
+      <w:r>
+        <w:rPr>
+          <w:rFonts w:hint="default"/>
+        </w:rPr>
+        <w:t>Circuit -&gt; CLOSED</w:t>
+      </w:r>
+    </w:p>
+    <w:p>
+      <w:pPr>
+        <w:rPr>
+          <w:rFonts w:hint="default"/>
+        </w:rPr>
+      </w:pPr>
+    </w:p>
+    <w:p>
+      <w:pPr>
+        <w:rPr>
+          <w:rFonts w:hint="default"/>
+        </w:rPr>
+      </w:pPr>
+      <w:r>
+        <w:rPr>
+          <w:rFonts w:hint="default"/>
+        </w:rPr>
+        <w:t>If failed:</w:t>
+      </w:r>
+    </w:p>
+    <w:p>
+      <w:pPr>
+        <w:rPr>
+          <w:rFonts w:hint="default"/>
+        </w:rPr>
+      </w:pPr>
+    </w:p>
+    <w:p>
+      <w:pPr>
+        <w:rPr>
+          <w:rFonts w:hint="default"/>
+        </w:rPr>
+      </w:pPr>
+      <w:r>
+        <w:rPr>
+          <w:rFonts w:hint="default"/>
+        </w:rPr>
+        <w:t>Circuit -&gt; OPEN again</w:t>
+      </w:r>
+    </w:p>
+    <w:p>
+      <w:pPr>
+        <w:rPr>
+          <w:rFonts w:hint="default"/>
+        </w:rPr>
+      </w:pPr>
+    </w:p>
+    <w:p>
+      <w:pPr>
+        <w:rPr>
+          <w:rFonts w:hint="default"/>
+        </w:rPr>
+      </w:pPr>
+      <w:r>
+        <w:rPr>
+          <w:rFonts w:hint="default"/>
+        </w:rPr>
+        <w:t>Spring Boot Example (Resilience4j):</w:t>
+      </w:r>
+    </w:p>
+    <w:p>
+      <w:pPr>
+        <w:rPr>
+          <w:rFonts w:hint="default"/>
+        </w:rPr>
+      </w:pPr>
+      <w:r>
+        <w:rPr>
+          <w:rFonts w:hint="default"/>
+        </w:rPr>
+        <w:t>-----------------------------------</w:t>
+      </w:r>
+    </w:p>
+    <w:p>
+      <w:pPr>
+        <w:rPr>
+          <w:rFonts w:hint="default"/>
+        </w:rPr>
+      </w:pPr>
+    </w:p>
+    <w:p>
+      <w:pPr>
+        <w:rPr>
+          <w:rFonts w:hint="default"/>
+        </w:rPr>
+      </w:pPr>
+      <w:r>
+        <w:rPr>
+          <w:rFonts w:hint="default"/>
+        </w:rPr>
+        <w:t>Dependency:</w:t>
+      </w:r>
+    </w:p>
+    <w:p>
+      <w:pPr>
+        <w:rPr>
+          <w:rFonts w:hint="default"/>
+        </w:rPr>
+      </w:pPr>
+      <w:r>
+        <w:rPr>
+          <w:rFonts w:hint="default"/>
+        </w:rPr>
+        <w:t>-----------</w:t>
+      </w:r>
+    </w:p>
+    <w:p>
+      <w:pPr>
+        <w:rPr>
+          <w:rFonts w:hint="default"/>
+        </w:rPr>
+      </w:pPr>
+    </w:p>
+    <w:p>
+      <w:pPr>
+        <w:rPr>
+          <w:rFonts w:hint="default"/>
+        </w:rPr>
+      </w:pPr>
+      <w:r>
+        <w:rPr>
+          <w:rFonts w:hint="default"/>
+        </w:rPr>
+        <w:t>&lt;dependency&gt;</w:t>
+      </w:r>
+    </w:p>
+    <w:p>
+      <w:pPr>
+        <w:rPr>
+          <w:rFonts w:hint="default"/>
+        </w:rPr>
+      </w:pPr>
+      <w:r>
+        <w:rPr>
+          <w:rFonts w:hint="default"/>
+        </w:rPr>
+        <w:t xml:space="preserve">    &lt;groupId&gt;io.github.resilience4j&lt;/groupId&gt;</w:t>
+      </w:r>
+    </w:p>
+    <w:p>
+      <w:pPr>
+        <w:rPr>
+          <w:rFonts w:hint="default"/>
+        </w:rPr>
+      </w:pPr>
+      <w:r>
+        <w:rPr>
+          <w:rFonts w:hint="default"/>
+        </w:rPr>
+        <w:t xml:space="preserve">    &lt;artifactId&gt;resilience4j-spring-boot3&lt;/artifactId&gt;</w:t>
+      </w:r>
+    </w:p>
+    <w:p>
+      <w:pPr>
+        <w:rPr>
+          <w:rFonts w:hint="default"/>
+        </w:rPr>
+      </w:pPr>
+      <w:r>
+        <w:rPr>
+          <w:rFonts w:hint="default"/>
+        </w:rPr>
+        <w:t>&lt;/dependency&gt;</w:t>
+      </w:r>
+    </w:p>
+    <w:p>
+      <w:pPr>
+        <w:rPr>
+          <w:rFonts w:hint="default"/>
+        </w:rPr>
+      </w:pPr>
+      <w:r>
+        <w:rPr>
+          <w:rFonts w:hint="default"/>
+        </w:rPr>
+        <w:t>Service:</w:t>
+      </w:r>
+    </w:p>
+    <w:p>
+      <w:pPr>
+        <w:rPr>
+          <w:rFonts w:hint="default"/>
+        </w:rPr>
+      </w:pPr>
+      <w:r>
+        <w:rPr>
+          <w:rFonts w:hint="default"/>
+        </w:rPr>
+        <w:t>@Service</w:t>
+      </w:r>
+    </w:p>
+    <w:p>
+      <w:pPr>
+        <w:rPr>
+          <w:rFonts w:hint="default"/>
+        </w:rPr>
+      </w:pPr>
+      <w:r>
+        <w:rPr>
+          <w:rFonts w:hint="default"/>
+        </w:rPr>
+        <w:t>public class PaymentService {</w:t>
+      </w:r>
+    </w:p>
+    <w:p>
+      <w:pPr>
+        <w:rPr>
+          <w:rFonts w:hint="default"/>
+        </w:rPr>
+      </w:pPr>
+    </w:p>
+    <w:p>
+      <w:pPr>
+        <w:rPr>
+          <w:rFonts w:hint="default"/>
+        </w:rPr>
+      </w:pPr>
+      <w:r>
+        <w:rPr>
+          <w:rFonts w:hint="default"/>
+        </w:rPr>
+        <w:t xml:space="preserve">    @CircuitBreaker(</w:t>
+      </w:r>
+    </w:p>
+    <w:p>
+      <w:pPr>
+        <w:rPr>
+          <w:rFonts w:hint="default"/>
+        </w:rPr>
+      </w:pPr>
+      <w:r>
+        <w:rPr>
+          <w:rFonts w:hint="default"/>
+        </w:rPr>
+        <w:t xml:space="preserve">        name = "paymentService",</w:t>
+      </w:r>
+    </w:p>
+    <w:p>
+      <w:pPr>
+        <w:rPr>
+          <w:rFonts w:hint="default"/>
+        </w:rPr>
+      </w:pPr>
+      <w:r>
+        <w:rPr>
+          <w:rFonts w:hint="default"/>
+        </w:rPr>
+        <w:t xml:space="preserve">        fallbackMethod = "fallback")</w:t>
+      </w:r>
+    </w:p>
+    <w:p>
+      <w:pPr>
+        <w:rPr>
+          <w:rFonts w:hint="default"/>
+        </w:rPr>
+      </w:pPr>
+      <w:r>
+        <w:rPr>
+          <w:rFonts w:hint="default"/>
+        </w:rPr>
+        <w:t xml:space="preserve">    public String makePayment() {</w:t>
+      </w:r>
+    </w:p>
+    <w:p>
+      <w:pPr>
+        <w:rPr>
+          <w:rFonts w:hint="default"/>
+        </w:rPr>
+      </w:pPr>
+    </w:p>
+    <w:p>
+      <w:pPr>
+        <w:rPr>
+          <w:rFonts w:hint="default"/>
+        </w:rPr>
+      </w:pPr>
+      <w:r>
+        <w:rPr>
+          <w:rFonts w:hint="default"/>
+        </w:rPr>
+        <w:t xml:space="preserve">        throw new RuntimeException("Bank Down");</w:t>
+      </w:r>
+    </w:p>
+    <w:p>
+      <w:pPr>
+        <w:rPr>
+          <w:rFonts w:hint="default"/>
+        </w:rPr>
+      </w:pPr>
+      <w:r>
+        <w:rPr>
+          <w:rFonts w:hint="default"/>
+        </w:rPr>
+        <w:t xml:space="preserve">    }</w:t>
+      </w:r>
+    </w:p>
+    <w:p>
+      <w:pPr>
+        <w:rPr>
+          <w:rFonts w:hint="default"/>
+        </w:rPr>
+      </w:pPr>
+    </w:p>
+    <w:p>
+      <w:pPr>
+        <w:rPr>
+          <w:rFonts w:hint="default"/>
+        </w:rPr>
+      </w:pPr>
+      <w:r>
+        <w:rPr>
+          <w:rFonts w:hint="default"/>
+        </w:rPr>
+        <w:t xml:space="preserve">    public String fallback(Exception ex) {</w:t>
+      </w:r>
+    </w:p>
+    <w:p>
+      <w:pPr>
+        <w:rPr>
+          <w:rFonts w:hint="default"/>
+        </w:rPr>
+      </w:pPr>
+    </w:p>
+    <w:p>
+      <w:pPr>
+        <w:rPr>
+          <w:rFonts w:hint="default"/>
+        </w:rPr>
+      </w:pPr>
+      <w:r>
+        <w:rPr>
+          <w:rFonts w:hint="default"/>
+        </w:rPr>
+        <w:t xml:space="preserve">        return "Payment Service Temporarily Unavailable";</w:t>
+      </w:r>
+    </w:p>
+    <w:p>
+      <w:pPr>
+        <w:rPr>
+          <w:rFonts w:hint="default"/>
+        </w:rPr>
+      </w:pPr>
+      <w:r>
+        <w:rPr>
+          <w:rFonts w:hint="default"/>
+        </w:rPr>
+        <w:t xml:space="preserve">    }</w:t>
+      </w:r>
+    </w:p>
+    <w:p>
+      <w:pPr>
+        <w:rPr>
+          <w:rFonts w:hint="default"/>
+        </w:rPr>
+      </w:pPr>
+      <w:r>
+        <w:rPr>
+          <w:rFonts w:hint="default"/>
+        </w:rPr>
+        <w:t>}</w:t>
+      </w:r>
+    </w:p>
+    <w:p>
+      <w:pPr>
+        <w:rPr>
+          <w:rFonts w:hint="default"/>
+        </w:rPr>
+      </w:pPr>
+      <w:r>
+        <w:rPr>
+          <w:rFonts w:hint="default"/>
+        </w:rPr>
+        <w:t>Controller</w:t>
+      </w:r>
+    </w:p>
+    <w:p>
+      <w:pPr>
+        <w:rPr>
+          <w:rFonts w:hint="default"/>
+        </w:rPr>
+      </w:pPr>
+      <w:r>
+        <w:rPr>
+          <w:rFonts w:hint="default"/>
+        </w:rPr>
+        <w:t>@RestController</w:t>
+      </w:r>
+    </w:p>
+    <w:p>
+      <w:pPr>
+        <w:rPr>
+          <w:rFonts w:hint="default"/>
+        </w:rPr>
+      </w:pPr>
+      <w:r>
+        <w:rPr>
+          <w:rFonts w:hint="default"/>
+        </w:rPr>
+        <w:t>@RequiredArgsConstructor</w:t>
+      </w:r>
+    </w:p>
+    <w:p>
+      <w:pPr>
+        <w:rPr>
+          <w:rFonts w:hint="default"/>
+        </w:rPr>
+      </w:pPr>
+      <w:r>
+        <w:rPr>
+          <w:rFonts w:hint="default"/>
+        </w:rPr>
+        <w:t>public class PaymentController {</w:t>
+      </w:r>
+    </w:p>
+    <w:p>
+      <w:pPr>
+        <w:rPr>
+          <w:rFonts w:hint="default"/>
+        </w:rPr>
+      </w:pPr>
+    </w:p>
+    <w:p>
+      <w:pPr>
+        <w:rPr>
+          <w:rFonts w:hint="default"/>
+        </w:rPr>
+      </w:pPr>
+      <w:r>
+        <w:rPr>
+          <w:rFonts w:hint="default"/>
+        </w:rPr>
+        <w:t xml:space="preserve">    private final PaymentService paymentService;</w:t>
+      </w:r>
+    </w:p>
+    <w:p>
+      <w:pPr>
+        <w:rPr>
+          <w:rFonts w:hint="default"/>
+        </w:rPr>
+      </w:pPr>
+    </w:p>
+    <w:p>
+      <w:pPr>
+        <w:rPr>
+          <w:rFonts w:hint="default"/>
+        </w:rPr>
+      </w:pPr>
+      <w:r>
+        <w:rPr>
+          <w:rFonts w:hint="default"/>
+        </w:rPr>
+        <w:t xml:space="preserve">    @GetMapping("/pay")</w:t>
+      </w:r>
+    </w:p>
+    <w:p>
+      <w:pPr>
+        <w:rPr>
+          <w:rFonts w:hint="default"/>
+        </w:rPr>
+      </w:pPr>
+      <w:r>
+        <w:rPr>
+          <w:rFonts w:hint="default"/>
+        </w:rPr>
+        <w:t xml:space="preserve">    public String pay() {</w:t>
+      </w:r>
+    </w:p>
+    <w:p>
+      <w:pPr>
+        <w:rPr>
+          <w:rFonts w:hint="default"/>
+        </w:rPr>
+      </w:pPr>
+    </w:p>
+    <w:p>
+      <w:pPr>
+        <w:rPr>
+          <w:rFonts w:hint="default"/>
+        </w:rPr>
+      </w:pPr>
+      <w:r>
+        <w:rPr>
+          <w:rFonts w:hint="default"/>
+        </w:rPr>
+        <w:t xml:space="preserve">        return paymentService.makePayment();</w:t>
+      </w:r>
+    </w:p>
+    <w:p>
+      <w:pPr>
+        <w:rPr>
+          <w:rFonts w:hint="default"/>
+        </w:rPr>
+      </w:pPr>
+      <w:r>
+        <w:rPr>
+          <w:rFonts w:hint="default"/>
+        </w:rPr>
+        <w:t xml:space="preserve">    }</w:t>
+      </w:r>
+    </w:p>
+    <w:p>
+      <w:pPr>
+        <w:rPr>
+          <w:rFonts w:hint="default"/>
+        </w:rPr>
+      </w:pPr>
+      <w:r>
+        <w:rPr>
+          <w:rFonts w:hint="default"/>
+        </w:rPr>
+        <w:t>}</w:t>
+      </w:r>
+    </w:p>
+    <w:p>
+      <w:pPr>
+        <w:rPr>
+          <w:rFonts w:hint="default"/>
+        </w:rPr>
+      </w:pPr>
+      <w:r>
+        <w:rPr>
+          <w:rFonts w:hint="default"/>
+        </w:rPr>
+        <w:t>Configuration:</w:t>
+      </w:r>
+    </w:p>
+    <w:p>
+      <w:pPr>
+        <w:rPr>
+          <w:rFonts w:hint="default"/>
+        </w:rPr>
+      </w:pPr>
+      <w:r>
+        <w:rPr>
+          <w:rFonts w:hint="default"/>
+        </w:rPr>
+        <w:t>-------------</w:t>
+      </w:r>
+    </w:p>
+    <w:p>
+      <w:pPr>
+        <w:rPr>
+          <w:rFonts w:hint="default"/>
+        </w:rPr>
+      </w:pPr>
+    </w:p>
+    <w:p>
+      <w:pPr>
+        <w:rPr>
+          <w:rFonts w:hint="default"/>
+        </w:rPr>
+      </w:pPr>
+      <w:r>
+        <w:rPr>
+          <w:rFonts w:hint="default"/>
+        </w:rPr>
+        <w:t>resilience4j:</w:t>
+      </w:r>
+    </w:p>
+    <w:p>
+      <w:pPr>
+        <w:rPr>
+          <w:rFonts w:hint="default"/>
+        </w:rPr>
+      </w:pPr>
+      <w:r>
+        <w:rPr>
+          <w:rFonts w:hint="default"/>
+        </w:rPr>
+        <w:t xml:space="preserve">  circuitbreaker:</w:t>
+      </w:r>
+    </w:p>
+    <w:p>
+      <w:pPr>
+        <w:rPr>
+          <w:rFonts w:hint="default"/>
+        </w:rPr>
+      </w:pPr>
+      <w:r>
+        <w:rPr>
+          <w:rFonts w:hint="default"/>
+        </w:rPr>
+        <w:t xml:space="preserve">    instances:</w:t>
+      </w:r>
+    </w:p>
+    <w:p>
+      <w:pPr>
+        <w:rPr>
+          <w:rFonts w:hint="default"/>
+        </w:rPr>
+      </w:pPr>
+      <w:r>
+        <w:rPr>
+          <w:rFonts w:hint="default"/>
+        </w:rPr>
+        <w:t xml:space="preserve">      paymentService:</w:t>
+      </w:r>
+    </w:p>
+    <w:p>
+      <w:pPr>
+        <w:rPr>
+          <w:rFonts w:hint="default"/>
+        </w:rPr>
+      </w:pPr>
+      <w:r>
+        <w:rPr>
+          <w:rFonts w:hint="default"/>
+        </w:rPr>
+        <w:t xml:space="preserve">        failureRateThreshold: 50</w:t>
+      </w:r>
+    </w:p>
+    <w:p>
+      <w:pPr>
+        <w:rPr>
+          <w:rFonts w:hint="default"/>
+        </w:rPr>
+      </w:pPr>
+      <w:r>
+        <w:rPr>
+          <w:rFonts w:hint="default"/>
+        </w:rPr>
+        <w:t xml:space="preserve">        slidingWindowSize: 10</w:t>
+      </w:r>
+    </w:p>
+    <w:p>
+      <w:pPr>
+        <w:rPr>
+          <w:rFonts w:hint="default"/>
+        </w:rPr>
+      </w:pPr>
+      <w:r>
+        <w:rPr>
+          <w:rFonts w:hint="default"/>
+        </w:rPr>
+        <w:t xml:space="preserve">        waitDurationInOpenState: 30s</w:t>
+      </w:r>
+    </w:p>
+    <w:p>
+      <w:pPr>
+        <w:rPr>
+          <w:rFonts w:hint="default"/>
+        </w:rPr>
+      </w:pPr>
+    </w:p>
+    <w:p>
+      <w:pPr>
+        <w:rPr>
+          <w:rFonts w:hint="default"/>
+        </w:rPr>
+      </w:pPr>
+      <w:r>
+        <w:rPr>
+          <w:rFonts w:hint="default"/>
+        </w:rPr>
+        <w:t>Meaning:</w:t>
+      </w:r>
+    </w:p>
+    <w:p>
+      <w:pPr>
+        <w:rPr>
+          <w:rFonts w:hint="default"/>
+        </w:rPr>
+      </w:pPr>
+      <w:r>
+        <w:rPr>
+          <w:rFonts w:hint="default"/>
+        </w:rPr>
+        <w:t>--------</w:t>
+      </w:r>
+    </w:p>
+    <w:p>
+      <w:pPr>
+        <w:rPr>
+          <w:rFonts w:hint="default"/>
+        </w:rPr>
+      </w:pPr>
+      <w:r>
+        <w:rPr>
+          <w:rFonts w:hint="default"/>
+        </w:rPr>
+        <w:t>Monitor last 10 requests</w:t>
+      </w:r>
+    </w:p>
+    <w:p>
+      <w:pPr>
+        <w:rPr>
+          <w:rFonts w:hint="default"/>
+        </w:rPr>
+      </w:pPr>
+      <w:r>
+        <w:rPr>
+          <w:rFonts w:hint="default"/>
+        </w:rPr>
+        <w:t>If &gt; 50% fail</w:t>
+      </w:r>
+    </w:p>
+    <w:p>
+      <w:pPr>
+        <w:rPr>
+          <w:rFonts w:hint="default"/>
+        </w:rPr>
+      </w:pPr>
+      <w:r>
+        <w:rPr>
+          <w:rFonts w:hint="default"/>
+        </w:rPr>
+        <w:t>Open circuit</w:t>
+      </w:r>
+    </w:p>
+    <w:p>
+      <w:pPr>
+        <w:rPr>
+          <w:rFonts w:hint="default"/>
+        </w:rPr>
+      </w:pPr>
+      <w:r>
+        <w:rPr>
+          <w:rFonts w:hint="default"/>
+        </w:rPr>
+        <w:t>Wait 30 seconds</w:t>
+      </w:r>
+    </w:p>
+    <w:p>
+      <w:pPr>
+        <w:rPr>
+          <w:rFonts w:hint="default"/>
+        </w:rPr>
+      </w:pPr>
+      <w:r>
+        <w:rPr>
+          <w:rFonts w:hint="default"/>
+        </w:rPr>
+        <w:t>Move to Half-Open</w:t>
+      </w:r>
+    </w:p>
+    <w:p>
+      <w:pPr>
+        <w:rPr>
+          <w:rFonts w:hint="default"/>
+        </w:rPr>
+      </w:pPr>
+      <w:r>
+        <w:rPr>
+          <w:rFonts w:hint="default"/>
+        </w:rPr>
+        <w:t>Example Flow</w:t>
+      </w:r>
+    </w:p>
+    <w:p>
+      <w:pPr>
+        <w:rPr>
+          <w:rFonts w:hint="default"/>
+        </w:rPr>
+      </w:pPr>
+      <w:r>
+        <w:rPr>
+          <w:rFonts w:hint="default"/>
+        </w:rPr>
+        <w:t>Request 1 -&gt; Fail</w:t>
+      </w:r>
+    </w:p>
+    <w:p>
+      <w:pPr>
+        <w:rPr>
+          <w:rFonts w:hint="default"/>
+        </w:rPr>
+      </w:pPr>
+      <w:r>
+        <w:rPr>
+          <w:rFonts w:hint="default"/>
+        </w:rPr>
+        <w:t>Request 2 -&gt; Fail</w:t>
+      </w:r>
+    </w:p>
+    <w:p>
+      <w:pPr>
+        <w:rPr>
+          <w:rFonts w:hint="default"/>
+        </w:rPr>
+      </w:pPr>
+      <w:r>
+        <w:rPr>
+          <w:rFonts w:hint="default"/>
+        </w:rPr>
+        <w:t>Request 3 -&gt; Fail</w:t>
+      </w:r>
+    </w:p>
+    <w:p>
+      <w:pPr>
+        <w:rPr>
+          <w:rFonts w:hint="default"/>
+        </w:rPr>
+      </w:pPr>
+      <w:r>
+        <w:rPr>
+          <w:rFonts w:hint="default"/>
+        </w:rPr>
+        <w:t>Request 4 -&gt; Fail</w:t>
+      </w:r>
+    </w:p>
+    <w:p>
+      <w:pPr>
+        <w:rPr>
+          <w:rFonts w:hint="default"/>
+        </w:rPr>
+      </w:pPr>
+      <w:r>
+        <w:rPr>
+          <w:rFonts w:hint="default"/>
+        </w:rPr>
+        <w:t>Request 5 -&gt; Fail</w:t>
+      </w:r>
+    </w:p>
+    <w:p>
+      <w:pPr>
+        <w:rPr>
+          <w:rFonts w:hint="default"/>
+        </w:rPr>
+      </w:pPr>
+    </w:p>
+    <w:p>
+      <w:pPr>
+        <w:rPr>
+          <w:rFonts w:hint="default"/>
+        </w:rPr>
+      </w:pPr>
+      <w:r>
+        <w:rPr>
+          <w:rFonts w:hint="default"/>
+        </w:rPr>
+        <w:t>Failure rate:</w:t>
+      </w:r>
+    </w:p>
+    <w:p>
+      <w:pPr>
+        <w:rPr>
+          <w:rFonts w:hint="default"/>
+        </w:rPr>
+      </w:pPr>
+      <w:r>
+        <w:rPr>
+          <w:rFonts w:hint="default"/>
+        </w:rPr>
+        <w:t>-------------</w:t>
+      </w:r>
+    </w:p>
+    <w:p>
+      <w:pPr>
+        <w:rPr>
+          <w:rFonts w:hint="default"/>
+        </w:rPr>
+      </w:pPr>
+      <w:r>
+        <w:rPr>
+          <w:rFonts w:hint="default"/>
+        </w:rPr>
+        <w:t>5/5 = 100%</w:t>
+      </w:r>
+    </w:p>
+    <w:p>
+      <w:pPr>
+        <w:rPr>
+          <w:rFonts w:hint="default"/>
+        </w:rPr>
+      </w:pPr>
+    </w:p>
+    <w:p>
+      <w:pPr>
+        <w:rPr>
+          <w:rFonts w:hint="default"/>
+        </w:rPr>
+      </w:pPr>
+      <w:r>
+        <w:rPr>
+          <w:rFonts w:hint="default"/>
+        </w:rPr>
+        <w:t>Threshold exceeded.</w:t>
+      </w:r>
+    </w:p>
+    <w:p>
+      <w:pPr>
+        <w:rPr>
+          <w:rFonts w:hint="default"/>
+        </w:rPr>
+      </w:pPr>
+    </w:p>
+    <w:p>
+      <w:pPr>
+        <w:rPr>
+          <w:rFonts w:hint="default"/>
+        </w:rPr>
+      </w:pPr>
+      <w:r>
+        <w:rPr>
+          <w:rFonts w:hint="default"/>
+        </w:rPr>
+        <w:t>Circuit:</w:t>
+      </w:r>
+    </w:p>
+    <w:p>
+      <w:pPr>
+        <w:rPr>
+          <w:rFonts w:hint="default"/>
+        </w:rPr>
+      </w:pPr>
+      <w:r>
+        <w:rPr>
+          <w:rFonts w:hint="default"/>
+        </w:rPr>
+        <w:t>--------</w:t>
+      </w:r>
+    </w:p>
+    <w:p>
+      <w:pPr>
+        <w:rPr>
+          <w:rFonts w:hint="default"/>
+        </w:rPr>
+      </w:pPr>
+      <w:r>
+        <w:rPr>
+          <w:rFonts w:hint="default"/>
+        </w:rPr>
+        <w:t>OPEN</w:t>
+      </w:r>
+    </w:p>
+    <w:p>
+      <w:pPr>
+        <w:rPr>
+          <w:rFonts w:hint="default"/>
+        </w:rPr>
+      </w:pPr>
+    </w:p>
+    <w:p>
+      <w:pPr>
+        <w:rPr>
+          <w:rFonts w:hint="default"/>
+        </w:rPr>
+      </w:pPr>
+      <w:r>
+        <w:rPr>
+          <w:rFonts w:hint="default"/>
+        </w:rPr>
+        <w:t>Next requests:</w:t>
+      </w:r>
+    </w:p>
+    <w:p>
+      <w:pPr>
+        <w:rPr>
+          <w:rFonts w:hint="default"/>
+        </w:rPr>
+      </w:pPr>
+      <w:r>
+        <w:rPr>
+          <w:rFonts w:hint="default"/>
+        </w:rPr>
+        <w:t>--------------</w:t>
+      </w:r>
+    </w:p>
+    <w:p>
+      <w:pPr>
+        <w:rPr>
+          <w:rFonts w:hint="default"/>
+        </w:rPr>
+      </w:pPr>
+      <w:r>
+        <w:rPr>
+          <w:rFonts w:hint="default"/>
+        </w:rPr>
+        <w:t>No API call made</w:t>
+      </w:r>
+    </w:p>
+    <w:p>
+      <w:pPr>
+        <w:rPr>
+          <w:rFonts w:hint="default"/>
+        </w:rPr>
+      </w:pPr>
+      <w:r>
+        <w:rPr>
+          <w:rFonts w:hint="default"/>
+        </w:rPr>
+        <w:t>Fallback executed</w:t>
+      </w:r>
+    </w:p>
+    <w:p>
+      <w:pPr>
+        <w:rPr>
+          <w:rFonts w:hint="default"/>
+        </w:rPr>
+      </w:pPr>
+    </w:p>
+    <w:p>
+      <w:pPr>
+        <w:rPr>
+          <w:rFonts w:hint="default"/>
+        </w:rPr>
+      </w:pPr>
+      <w:r>
+        <w:rPr>
+          <w:rFonts w:hint="default"/>
+        </w:rPr>
+        <w:t>Circuit Breaker + Saga:</w:t>
+      </w:r>
+    </w:p>
+    <w:p>
+      <w:pPr>
+        <w:rPr>
+          <w:rFonts w:hint="default"/>
+        </w:rPr>
+      </w:pPr>
+      <w:r>
+        <w:rPr>
+          <w:rFonts w:hint="default"/>
+        </w:rPr>
+        <w:t>-----------------------</w:t>
+      </w:r>
+    </w:p>
+    <w:p>
+      <w:pPr>
+        <w:rPr>
+          <w:rFonts w:hint="default"/>
+        </w:rPr>
+      </w:pPr>
+    </w:p>
+    <w:p>
+      <w:pPr>
+        <w:rPr>
+          <w:rFonts w:hint="default"/>
+        </w:rPr>
+      </w:pPr>
+      <w:r>
+        <w:rPr>
+          <w:rFonts w:hint="default"/>
+        </w:rPr>
+        <w:t>Very common combination.</w:t>
+      </w:r>
+    </w:p>
+    <w:p>
+      <w:pPr>
+        <w:rPr>
+          <w:rFonts w:hint="default"/>
+        </w:rPr>
+      </w:pPr>
+    </w:p>
+    <w:p>
+      <w:pPr>
+        <w:rPr>
+          <w:rFonts w:hint="default"/>
+        </w:rPr>
+      </w:pPr>
+      <w:r>
+        <w:rPr>
+          <w:rFonts w:hint="default"/>
+        </w:rPr>
+        <w:t>Example:</w:t>
+      </w:r>
+    </w:p>
+    <w:p>
+      <w:pPr>
+        <w:rPr>
+          <w:rFonts w:hint="default"/>
+        </w:rPr>
+      </w:pPr>
+    </w:p>
+    <w:p>
+      <w:pPr>
+        <w:rPr>
+          <w:rFonts w:hint="default"/>
+        </w:rPr>
+      </w:pPr>
+      <w:r>
+        <w:rPr>
+          <w:rFonts w:hint="default"/>
+        </w:rPr>
+        <w:t>Order Service</w:t>
+      </w:r>
+    </w:p>
+    <w:p>
+      <w:pPr>
+        <w:rPr>
+          <w:rFonts w:hint="default"/>
+        </w:rPr>
+      </w:pPr>
+      <w:r>
+        <w:rPr>
+          <w:rFonts w:hint="default"/>
+        </w:rPr>
+        <w:t xml:space="preserve">    |</w:t>
+      </w:r>
+    </w:p>
+    <w:p>
+      <w:pPr>
+        <w:rPr>
+          <w:rFonts w:hint="default"/>
+        </w:rPr>
+      </w:pPr>
+      <w:r>
+        <w:rPr>
+          <w:rFonts w:hint="default"/>
+        </w:rPr>
+        <w:t>Payment Service</w:t>
+      </w:r>
+    </w:p>
+    <w:p>
+      <w:pPr>
+        <w:rPr>
+          <w:rFonts w:hint="default"/>
+        </w:rPr>
+      </w:pPr>
+      <w:r>
+        <w:rPr>
+          <w:rFonts w:hint="default"/>
+        </w:rPr>
+        <w:t xml:space="preserve">    |</w:t>
+      </w:r>
+    </w:p>
+    <w:p>
+      <w:pPr>
+        <w:rPr>
+          <w:rFonts w:hint="default"/>
+        </w:rPr>
+      </w:pPr>
+      <w:r>
+        <w:rPr>
+          <w:rFonts w:hint="default"/>
+        </w:rPr>
+        <w:t>Inventory Service</w:t>
+      </w:r>
+    </w:p>
+    <w:p>
+      <w:pPr>
+        <w:rPr>
+          <w:rFonts w:hint="default"/>
+        </w:rPr>
+      </w:pPr>
+    </w:p>
+    <w:p>
+      <w:pPr>
+        <w:rPr>
+          <w:rFonts w:hint="default"/>
+        </w:rPr>
+      </w:pPr>
+      <w:r>
+        <w:rPr>
+          <w:rFonts w:hint="default"/>
+        </w:rPr>
+        <w:t>Inventory Service is down.</w:t>
+      </w:r>
+    </w:p>
+    <w:p>
+      <w:pPr>
+        <w:rPr>
+          <w:rFonts w:hint="default"/>
+        </w:rPr>
+      </w:pPr>
+    </w:p>
+    <w:p>
+      <w:pPr>
+        <w:rPr>
+          <w:rFonts w:hint="default"/>
+        </w:rPr>
+      </w:pPr>
+      <w:r>
+        <w:rPr>
+          <w:rFonts w:hint="default"/>
+        </w:rPr>
+        <w:t>Without Circuit Breaker:</w:t>
+      </w:r>
+    </w:p>
+    <w:p>
+      <w:pPr>
+        <w:rPr>
+          <w:rFonts w:hint="default"/>
+        </w:rPr>
+      </w:pPr>
+    </w:p>
+    <w:p>
+      <w:pPr>
+        <w:rPr>
+          <w:rFonts w:hint="default"/>
+        </w:rPr>
+      </w:pPr>
+      <w:r>
+        <w:rPr>
+          <w:rFonts w:hint="default"/>
+        </w:rPr>
+        <w:t>Wait</w:t>
+      </w:r>
+    </w:p>
+    <w:p>
+      <w:pPr>
+        <w:rPr>
+          <w:rFonts w:hint="default"/>
+        </w:rPr>
+      </w:pPr>
+      <w:r>
+        <w:rPr>
+          <w:rFonts w:hint="default"/>
+        </w:rPr>
+        <w:t>Timeout</w:t>
+      </w:r>
+    </w:p>
+    <w:p>
+      <w:pPr>
+        <w:rPr>
+          <w:rFonts w:hint="default"/>
+        </w:rPr>
+      </w:pPr>
+      <w:r>
+        <w:rPr>
+          <w:rFonts w:hint="default"/>
+        </w:rPr>
+        <w:t>Retry</w:t>
+      </w:r>
+    </w:p>
+    <w:p>
+      <w:pPr>
+        <w:rPr>
+          <w:rFonts w:hint="default"/>
+        </w:rPr>
+      </w:pPr>
+      <w:r>
+        <w:rPr>
+          <w:rFonts w:hint="default"/>
+        </w:rPr>
+        <w:t>Timeout</w:t>
+      </w:r>
+    </w:p>
+    <w:p>
+      <w:pPr>
+        <w:rPr>
+          <w:rFonts w:hint="default"/>
+        </w:rPr>
+      </w:pPr>
+    </w:p>
+    <w:p>
+      <w:pPr>
+        <w:rPr>
+          <w:rFonts w:hint="default"/>
+        </w:rPr>
+      </w:pPr>
+      <w:r>
+        <w:rPr>
+          <w:rFonts w:hint="default"/>
+        </w:rPr>
+        <w:t>With Circuit Breaker:</w:t>
+      </w:r>
+    </w:p>
+    <w:p>
+      <w:pPr>
+        <w:rPr>
+          <w:rFonts w:hint="default"/>
+        </w:rPr>
+      </w:pPr>
+    </w:p>
+    <w:p>
+      <w:pPr>
+        <w:rPr>
+          <w:rFonts w:hint="default"/>
+        </w:rPr>
+      </w:pPr>
+      <w:r>
+        <w:rPr>
+          <w:rFonts w:hint="default"/>
+        </w:rPr>
+        <w:t>Fail Fast</w:t>
+      </w:r>
+    </w:p>
+    <w:p>
+      <w:pPr>
+        <w:rPr>
+          <w:rFonts w:hint="default"/>
+        </w:rPr>
+      </w:pPr>
+    </w:p>
+    <w:p>
+      <w:pPr>
+        <w:rPr>
+          <w:rFonts w:hint="default"/>
+        </w:rPr>
+      </w:pPr>
+      <w:r>
+        <w:rPr>
+          <w:rFonts w:hint="default"/>
+        </w:rPr>
+        <w:t>Saga Orchestrator (or Camunda) can then:</w:t>
+      </w:r>
+    </w:p>
+    <w:p>
+      <w:pPr>
+        <w:rPr>
+          <w:rFonts w:hint="default"/>
+        </w:rPr>
+      </w:pPr>
+    </w:p>
+    <w:p>
+      <w:pPr>
+        <w:rPr>
+          <w:rFonts w:hint="default"/>
+        </w:rPr>
+      </w:pPr>
+      <w:r>
+        <w:rPr>
+          <w:rFonts w:hint="default"/>
+        </w:rPr>
+        <w:t>Refund Payment</w:t>
+      </w:r>
+    </w:p>
+    <w:p>
+      <w:pPr>
+        <w:rPr>
+          <w:rFonts w:hint="default"/>
+        </w:rPr>
+      </w:pPr>
+      <w:r>
+        <w:rPr>
+          <w:rFonts w:hint="default"/>
+        </w:rPr>
+        <w:t>Cancel Order</w:t>
+      </w:r>
+    </w:p>
+    <w:p>
+      <w:pPr>
+        <w:rPr>
+          <w:rFonts w:hint="default"/>
+        </w:rPr>
+      </w:pPr>
+    </w:p>
+    <w:p>
+      <w:pPr>
+        <w:rPr>
+          <w:rFonts w:hint="default"/>
+        </w:rPr>
+      </w:pPr>
+      <w:r>
+        <w:rPr>
+          <w:rFonts w:hint="default"/>
+        </w:rPr>
+        <w:t>immediately instead of waiting for long timeouts.</w:t>
+      </w:r>
+    </w:p>
+    <w:p>
+      <w:pPr>
+        <w:rPr>
+          <w:rFonts w:hint="default"/>
+        </w:rPr>
+      </w:pPr>
+      <w:r>
+        <w:rPr>
+          <w:rFonts w:hint="default"/>
+        </w:rPr>
+        <w:t>-------------------------------------------------------------------------------------------------</w:t>
+      </w:r>
+    </w:p>
+    <w:p>
+      <w:pPr>
+        <w:rPr>
+          <w:rFonts w:hint="default"/>
+        </w:rPr>
+      </w:pPr>
+      <w:r>
+        <w:rPr>
+          <w:rFonts w:hint="default"/>
+        </w:rPr>
+        <w:t>What is a broker in Kafka?</w:t>
+      </w:r>
+    </w:p>
+    <w:p>
+      <w:pPr>
+        <w:rPr>
+          <w:rFonts w:hint="default"/>
+        </w:rPr>
+      </w:pPr>
+      <w:r>
+        <w:rPr>
+          <w:rFonts w:hint="default"/>
+        </w:rPr>
+        <w:t>A Kafka broker is a Kafka server that stores and serves topic partitions. Multiple brokers together form a Kafka cluster. Kafka distributes partitions across brokers to achieve scalability and uses replication across brokers for fault tolerance and availability. Each partition has a leader replica, and other brokers can maintain replica copies.</w:t>
+      </w:r>
+    </w:p>
+    <w:p>
+      <w:pPr>
+        <w:rPr>
+          <w:rFonts w:hint="default"/>
+        </w:rPr>
+      </w:pPr>
+    </w:p>
+    <w:p>
+      <w:r>
+        <w:drawing>
+          <wp:inline distT="0" distB="0" distL="114300" distR="114300">
+            <wp:extent cx="2914650" cy="2787650"/>
+            <wp:effectExtent l="0" t="0" r="6350" b="6350"/>
+            <wp:docPr id="1" name="Picture 1"/>
+            <wp:cNvGraphicFramePr>
+              <a:graphicFrameLocks xmlns:a="http://schemas.openxmlformats.org/drawingml/2006/main" noChangeAspect="1"/>
+            </wp:cNvGraphicFramePr>
+            <a:graphic xmlns:a="http://schemas.openxmlformats.org/drawingml/2006/main">
+              <a:graphicData uri="http://schemas.openxmlformats.org/drawingml/2006/picture">
+                <pic:pic xmlns:pic="http://schemas.openxmlformats.org/drawingml/2006/picture">
+                  <pic:nvPicPr>
+                    <pic:cNvPr id="1" name="Picture 1"/>
+                    <pic:cNvPicPr>
+                      <a:picLocks noChangeAspect="1"/>
+                    </pic:cNvPicPr>
+                  </pic:nvPicPr>
+                  <pic:blipFill>
+                    <a:blip r:embed="rId4"/>
+                    <a:stretch>
+                      <a:fillRect/>
+                    </a:stretch>
+                  </pic:blipFill>
+                  <pic:spPr>
+                    <a:xfrm>
+                      <a:off x="0" y="0"/>
+                      <a:ext cx="2914650" cy="2787650"/>
+                    </a:xfrm>
+                    <a:prstGeom prst="rect">
+                      <a:avLst/>
+                    </a:prstGeom>
+                    <a:noFill/>
+                    <a:ln>
+                      <a:noFill/>
+                    </a:ln>
+                  </pic:spPr>
+                </pic:pic>
+              </a:graphicData>
+            </a:graphic>
+          </wp:inline>
+        </w:drawing>
+      </w:r>
+    </w:p>
+    <w:p/>
+    <w:p>
+      <w:pPr>
+        <w:rPr>
+          <w:rFonts w:hint="default"/>
+          <w:lang w:val="en-US"/>
+        </w:rPr>
+      </w:pPr>
+      <w:r>
+        <w:rPr>
+          <w:rFonts w:hint="default"/>
+          <w:lang w:val="en-US"/>
+        </w:rPr>
+        <w:t>Br</w:t>
+      </w:r>
       <w:bookmarkStart w:id="0" w:name="_GoBack"/>
       <w:bookmarkEnd w:id="0"/>
       <w:r>
         <w:rPr>
           <w:rFonts w:hint="default"/>
-          <w:b/>
-          <w:bCs/>
-        </w:rPr>
-        <w:t>How circuit breaker works?</w:t>
-      </w:r>
-    </w:p>
-    <w:p>
-      <w:pPr>
-        <w:rPr>
-          <w:rFonts w:hint="default"/>
-        </w:rPr>
-      </w:pPr>
-      <w:r>
-        <w:rPr>
-          <w:rFonts w:hint="default"/>
-        </w:rPr>
-        <w:t xml:space="preserve">   A Circuit Breaker is a design pattern used in microservices to prevent a failing service from causing a cascade failure across the system.</w:t>
-      </w:r>
-    </w:p>
-    <w:p>
-      <w:pPr>
-        <w:rPr>
-          <w:rFonts w:hint="default"/>
-        </w:rPr>
-      </w:pPr>
-    </w:p>
-    <w:p>
-      <w:pPr>
-        <w:rPr>
-          <w:rFonts w:hint="default"/>
-        </w:rPr>
-      </w:pPr>
-      <w:r>
-        <w:rPr>
-          <w:rFonts w:hint="default"/>
-        </w:rPr>
-        <w:t>Three States of Circuit Breaker:</w:t>
-      </w:r>
-    </w:p>
-    <w:p>
-      <w:pPr>
-        <w:rPr>
-          <w:rFonts w:hint="default"/>
-        </w:rPr>
-      </w:pPr>
-      <w:r>
-        <w:rPr>
-          <w:rFonts w:hint="default"/>
-        </w:rPr>
-        <w:t>--------------------------------</w:t>
-      </w:r>
-    </w:p>
-    <w:p>
-      <w:pPr>
-        <w:rPr>
-          <w:rFonts w:hint="default"/>
-        </w:rPr>
-      </w:pPr>
-      <w:r>
-        <w:rPr>
-          <w:rFonts w:hint="default"/>
-        </w:rPr>
-        <w:t>1. Closed State (Normal):</w:t>
-      </w:r>
-    </w:p>
-    <w:p>
-      <w:pPr>
-        <w:rPr>
-          <w:rFonts w:hint="default"/>
-        </w:rPr>
-      </w:pPr>
-      <w:r>
-        <w:rPr>
-          <w:rFonts w:hint="default"/>
-        </w:rPr>
-        <w:t>-------------------------</w:t>
-      </w:r>
-    </w:p>
-    <w:p>
-      <w:pPr>
-        <w:rPr>
-          <w:rFonts w:hint="default"/>
-        </w:rPr>
-      </w:pPr>
-    </w:p>
-    <w:p>
-      <w:pPr>
-        <w:rPr>
-          <w:rFonts w:hint="default"/>
-        </w:rPr>
-      </w:pPr>
-      <w:r>
-        <w:rPr>
-          <w:rFonts w:hint="default"/>
-        </w:rPr>
-        <w:t>Everything is healthy.</w:t>
-      </w:r>
-    </w:p>
-    <w:p>
-      <w:pPr>
-        <w:rPr>
-          <w:rFonts w:hint="default"/>
-        </w:rPr>
-      </w:pPr>
-    </w:p>
-    <w:p>
-      <w:pPr>
-        <w:rPr>
-          <w:rFonts w:hint="default"/>
-        </w:rPr>
-      </w:pPr>
-      <w:r>
-        <w:rPr>
-          <w:rFonts w:hint="default"/>
-        </w:rPr>
-        <w:t>Order Service</w:t>
-      </w:r>
-    </w:p>
-    <w:p>
-      <w:pPr>
-        <w:rPr>
-          <w:rFonts w:hint="default"/>
-        </w:rPr>
-      </w:pPr>
-      <w:r>
-        <w:rPr>
-          <w:rFonts w:hint="default"/>
-        </w:rPr>
-        <w:t xml:space="preserve">      |</w:t>
-      </w:r>
-    </w:p>
-    <w:p>
-      <w:pPr>
-        <w:rPr>
-          <w:rFonts w:hint="default"/>
-        </w:rPr>
-      </w:pPr>
-      <w:r>
-        <w:rPr>
-          <w:rFonts w:hint="default"/>
-        </w:rPr>
-        <w:t xml:space="preserve">      v</w:t>
-      </w:r>
-    </w:p>
-    <w:p>
-      <w:pPr>
-        <w:rPr>
-          <w:rFonts w:hint="default"/>
-        </w:rPr>
-      </w:pPr>
-      <w:r>
-        <w:rPr>
-          <w:rFonts w:hint="default"/>
-        </w:rPr>
-        <w:t>Payment Service</w:t>
-      </w:r>
-    </w:p>
-    <w:p>
-      <w:pPr>
-        <w:rPr>
-          <w:rFonts w:hint="default"/>
-        </w:rPr>
-      </w:pPr>
-    </w:p>
-    <w:p>
-      <w:pPr>
-        <w:rPr>
-          <w:rFonts w:hint="default"/>
-        </w:rPr>
-      </w:pPr>
-      <w:r>
-        <w:rPr>
-          <w:rFonts w:hint="default"/>
-        </w:rPr>
-        <w:t>Requests are allowed through.</w:t>
-      </w:r>
-    </w:p>
-    <w:p>
-      <w:pPr>
-        <w:rPr>
-          <w:rFonts w:hint="default"/>
-        </w:rPr>
-      </w:pPr>
-    </w:p>
-    <w:p>
-      <w:pPr>
-        <w:rPr>
-          <w:rFonts w:hint="default"/>
-        </w:rPr>
-      </w:pPr>
-      <w:r>
-        <w:rPr>
-          <w:rFonts w:hint="default"/>
-        </w:rPr>
-        <w:t>SUCCESS</w:t>
-      </w:r>
-    </w:p>
-    <w:p>
-      <w:pPr>
-        <w:rPr>
-          <w:rFonts w:hint="default"/>
-        </w:rPr>
-      </w:pPr>
-      <w:r>
-        <w:rPr>
-          <w:rFonts w:hint="default"/>
-        </w:rPr>
-        <w:t>SUCCESS</w:t>
-      </w:r>
-    </w:p>
-    <w:p>
-      <w:pPr>
-        <w:rPr>
-          <w:rFonts w:hint="default"/>
-        </w:rPr>
-      </w:pPr>
-      <w:r>
-        <w:rPr>
-          <w:rFonts w:hint="default"/>
-        </w:rPr>
-        <w:t>SUCCESS</w:t>
-      </w:r>
-    </w:p>
-    <w:p>
-      <w:pPr>
-        <w:rPr>
-          <w:rFonts w:hint="default"/>
-        </w:rPr>
-      </w:pPr>
-    </w:p>
-    <w:p>
-      <w:pPr>
-        <w:rPr>
-          <w:rFonts w:hint="default"/>
-        </w:rPr>
-      </w:pPr>
-      <w:r>
-        <w:rPr>
-          <w:rFonts w:hint="default"/>
-        </w:rPr>
-        <w:t>2. Open State (Service Failing):</w:t>
-      </w:r>
-    </w:p>
-    <w:p>
-      <w:pPr>
-        <w:rPr>
-          <w:rFonts w:hint="default"/>
-        </w:rPr>
-      </w:pPr>
-      <w:r>
-        <w:rPr>
-          <w:rFonts w:hint="default"/>
-        </w:rPr>
-        <w:t>---------------------------------</w:t>
-      </w:r>
-    </w:p>
-    <w:p>
-      <w:pPr>
-        <w:rPr>
-          <w:rFonts w:hint="default"/>
-        </w:rPr>
-      </w:pPr>
-    </w:p>
-    <w:p>
-      <w:pPr>
-        <w:rPr>
-          <w:rFonts w:hint="default"/>
-        </w:rPr>
-      </w:pPr>
-      <w:r>
-        <w:rPr>
-          <w:rFonts w:hint="default"/>
-        </w:rPr>
-        <w:t>Failure threshold reached.</w:t>
-      </w:r>
-    </w:p>
-    <w:p>
-      <w:pPr>
-        <w:rPr>
-          <w:rFonts w:hint="default"/>
-        </w:rPr>
-      </w:pPr>
-    </w:p>
-    <w:p>
-      <w:pPr>
-        <w:rPr>
-          <w:rFonts w:hint="default"/>
-        </w:rPr>
-      </w:pPr>
-      <w:r>
-        <w:rPr>
-          <w:rFonts w:hint="default"/>
-        </w:rPr>
-        <w:t>FAIL</w:t>
-      </w:r>
-    </w:p>
-    <w:p>
-      <w:pPr>
-        <w:rPr>
-          <w:rFonts w:hint="default"/>
-        </w:rPr>
-      </w:pPr>
-      <w:r>
-        <w:rPr>
-          <w:rFonts w:hint="default"/>
-        </w:rPr>
-        <w:t>FAIL</w:t>
-      </w:r>
-    </w:p>
-    <w:p>
-      <w:pPr>
-        <w:rPr>
-          <w:rFonts w:hint="default"/>
-        </w:rPr>
-      </w:pPr>
-      <w:r>
-        <w:rPr>
-          <w:rFonts w:hint="default"/>
-        </w:rPr>
-        <w:t>FAIL</w:t>
-      </w:r>
-    </w:p>
-    <w:p>
-      <w:pPr>
-        <w:rPr>
-          <w:rFonts w:hint="default"/>
-        </w:rPr>
-      </w:pPr>
-      <w:r>
-        <w:rPr>
-          <w:rFonts w:hint="default"/>
-        </w:rPr>
-        <w:t>FAIL</w:t>
-      </w:r>
-    </w:p>
-    <w:p>
-      <w:pPr>
-        <w:rPr>
-          <w:rFonts w:hint="default"/>
-        </w:rPr>
-      </w:pPr>
-    </w:p>
-    <w:p>
-      <w:pPr>
-        <w:rPr>
-          <w:rFonts w:hint="default"/>
-        </w:rPr>
-      </w:pPr>
-      <w:r>
-        <w:rPr>
-          <w:rFonts w:hint="default"/>
-        </w:rPr>
-        <w:t>Circuit opens:</w:t>
-      </w:r>
-    </w:p>
-    <w:p>
-      <w:pPr>
-        <w:rPr>
-          <w:rFonts w:hint="default"/>
-        </w:rPr>
-      </w:pPr>
-    </w:p>
-    <w:p>
-      <w:pPr>
-        <w:rPr>
-          <w:rFonts w:hint="default"/>
-        </w:rPr>
-      </w:pPr>
-      <w:r>
-        <w:rPr>
-          <w:rFonts w:hint="default"/>
-        </w:rPr>
-        <w:t>Order Service</w:t>
-      </w:r>
-    </w:p>
-    <w:p>
-      <w:pPr>
-        <w:rPr>
-          <w:rFonts w:hint="default"/>
-        </w:rPr>
-      </w:pPr>
-      <w:r>
-        <w:rPr>
-          <w:rFonts w:hint="default"/>
-        </w:rPr>
-        <w:t xml:space="preserve">      X</w:t>
-      </w:r>
-    </w:p>
-    <w:p>
-      <w:pPr>
-        <w:rPr>
-          <w:rFonts w:hint="default"/>
-        </w:rPr>
-      </w:pPr>
-      <w:r>
-        <w:rPr>
-          <w:rFonts w:hint="default"/>
-        </w:rPr>
-        <w:t>Payment Service</w:t>
-      </w:r>
-    </w:p>
-    <w:p>
-      <w:pPr>
-        <w:rPr>
-          <w:rFonts w:hint="default"/>
-        </w:rPr>
-      </w:pPr>
-    </w:p>
-    <w:p>
-      <w:pPr>
-        <w:rPr>
-          <w:rFonts w:hint="default"/>
-        </w:rPr>
-      </w:pPr>
-      <w:r>
-        <w:rPr>
-          <w:rFonts w:hint="default"/>
-        </w:rPr>
-        <w:t>Now:</w:t>
-      </w:r>
-    </w:p>
-    <w:p>
-      <w:pPr>
-        <w:rPr>
-          <w:rFonts w:hint="default"/>
-        </w:rPr>
-      </w:pPr>
-    </w:p>
-    <w:p>
-      <w:pPr>
-        <w:rPr>
-          <w:rFonts w:hint="default"/>
-        </w:rPr>
-      </w:pPr>
-      <w:r>
-        <w:rPr>
-          <w:rFonts w:hint="default"/>
-        </w:rPr>
-        <w:t>No actual call is made.</w:t>
-      </w:r>
-    </w:p>
-    <w:p>
-      <w:pPr>
-        <w:rPr>
-          <w:rFonts w:hint="default"/>
-        </w:rPr>
-      </w:pPr>
-    </w:p>
-    <w:p>
-      <w:pPr>
-        <w:rPr>
-          <w:rFonts w:hint="default"/>
-        </w:rPr>
-      </w:pPr>
-      <w:r>
-        <w:rPr>
-          <w:rFonts w:hint="default"/>
-        </w:rPr>
-        <w:t>Immediate response:</w:t>
-      </w:r>
-    </w:p>
-    <w:p>
-      <w:pPr>
-        <w:rPr>
-          <w:rFonts w:hint="default"/>
-        </w:rPr>
-      </w:pPr>
-    </w:p>
-    <w:p>
-      <w:pPr>
-        <w:rPr>
-          <w:rFonts w:hint="default"/>
-        </w:rPr>
-      </w:pPr>
-      <w:r>
-        <w:rPr>
-          <w:rFonts w:hint="default"/>
-        </w:rPr>
-        <w:t>"Payment service unavailable"</w:t>
-      </w:r>
-    </w:p>
-    <w:p>
-      <w:pPr>
-        <w:rPr>
-          <w:rFonts w:hint="default"/>
-        </w:rPr>
-      </w:pPr>
-    </w:p>
-    <w:p>
-      <w:pPr>
-        <w:rPr>
-          <w:rFonts w:hint="default"/>
-        </w:rPr>
-      </w:pPr>
-      <w:r>
-        <w:rPr>
-          <w:rFonts w:hint="default"/>
-        </w:rPr>
-        <w:t>or fallback response.</w:t>
-      </w:r>
-    </w:p>
-    <w:p>
-      <w:pPr>
-        <w:rPr>
-          <w:rFonts w:hint="default"/>
-        </w:rPr>
-      </w:pPr>
-    </w:p>
-    <w:p>
-      <w:pPr>
-        <w:rPr>
-          <w:rFonts w:hint="default"/>
-        </w:rPr>
-      </w:pPr>
-      <w:r>
-        <w:rPr>
-          <w:rFonts w:hint="default"/>
-        </w:rPr>
-        <w:t>3. Half-Open State (Testing):</w:t>
-      </w:r>
-    </w:p>
-    <w:p>
-      <w:pPr>
-        <w:rPr>
-          <w:rFonts w:hint="default"/>
-        </w:rPr>
-      </w:pPr>
-      <w:r>
-        <w:rPr>
-          <w:rFonts w:hint="default"/>
-        </w:rPr>
-        <w:t>-----------------------------</w:t>
-      </w:r>
-    </w:p>
-    <w:p>
-      <w:pPr>
-        <w:rPr>
-          <w:rFonts w:hint="default"/>
-        </w:rPr>
-      </w:pPr>
-    </w:p>
-    <w:p>
-      <w:pPr>
-        <w:rPr>
-          <w:rFonts w:hint="default"/>
-        </w:rPr>
-      </w:pPr>
-      <w:r>
-        <w:rPr>
-          <w:rFonts w:hint="default"/>
-        </w:rPr>
-        <w:t>After a wait period:</w:t>
-      </w:r>
-    </w:p>
-    <w:p>
-      <w:pPr>
-        <w:rPr>
-          <w:rFonts w:hint="default"/>
-        </w:rPr>
-      </w:pPr>
-    </w:p>
-    <w:p>
-      <w:pPr>
-        <w:rPr>
-          <w:rFonts w:hint="default"/>
-        </w:rPr>
-      </w:pPr>
-      <w:r>
-        <w:rPr>
-          <w:rFonts w:hint="default"/>
-        </w:rPr>
-        <w:t>30 seconds later</w:t>
-      </w:r>
-    </w:p>
-    <w:p>
-      <w:pPr>
-        <w:rPr>
-          <w:rFonts w:hint="default"/>
-        </w:rPr>
-      </w:pPr>
-    </w:p>
-    <w:p>
-      <w:pPr>
-        <w:rPr>
-          <w:rFonts w:hint="default"/>
-        </w:rPr>
-      </w:pPr>
-      <w:r>
-        <w:rPr>
-          <w:rFonts w:hint="default"/>
-        </w:rPr>
-        <w:t>Circuit Breaker allows a few requests.</w:t>
-      </w:r>
-    </w:p>
-    <w:p>
-      <w:pPr>
-        <w:rPr>
-          <w:rFonts w:hint="default"/>
-        </w:rPr>
-      </w:pPr>
-    </w:p>
-    <w:p>
-      <w:pPr>
-        <w:rPr>
-          <w:rFonts w:hint="default"/>
-        </w:rPr>
-      </w:pPr>
-      <w:r>
-        <w:rPr>
-          <w:rFonts w:hint="default"/>
-        </w:rPr>
-        <w:t>Test Request</w:t>
-      </w:r>
-    </w:p>
-    <w:p>
-      <w:pPr>
-        <w:rPr>
-          <w:rFonts w:hint="default"/>
-        </w:rPr>
-      </w:pPr>
-    </w:p>
-    <w:p>
-      <w:pPr>
-        <w:rPr>
-          <w:rFonts w:hint="default"/>
-        </w:rPr>
-      </w:pPr>
-      <w:r>
-        <w:rPr>
-          <w:rFonts w:hint="default"/>
-        </w:rPr>
-        <w:t>If successful:</w:t>
-      </w:r>
-    </w:p>
-    <w:p>
-      <w:pPr>
-        <w:rPr>
-          <w:rFonts w:hint="default"/>
-        </w:rPr>
-      </w:pPr>
-    </w:p>
-    <w:p>
-      <w:pPr>
-        <w:rPr>
-          <w:rFonts w:hint="default"/>
-        </w:rPr>
-      </w:pPr>
-      <w:r>
-        <w:rPr>
-          <w:rFonts w:hint="default"/>
-        </w:rPr>
-        <w:t>Circuit -&gt; CLOSED</w:t>
-      </w:r>
-    </w:p>
-    <w:p>
-      <w:pPr>
-        <w:rPr>
-          <w:rFonts w:hint="default"/>
-        </w:rPr>
-      </w:pPr>
-    </w:p>
-    <w:p>
-      <w:pPr>
-        <w:rPr>
-          <w:rFonts w:hint="default"/>
-        </w:rPr>
-      </w:pPr>
-      <w:r>
-        <w:rPr>
-          <w:rFonts w:hint="default"/>
-        </w:rPr>
-        <w:t>If failed:</w:t>
-      </w:r>
-    </w:p>
-    <w:p>
-      <w:pPr>
-        <w:rPr>
-          <w:rFonts w:hint="default"/>
-        </w:rPr>
-      </w:pPr>
-    </w:p>
-    <w:p>
-      <w:pPr>
-        <w:rPr>
-          <w:rFonts w:hint="default"/>
-        </w:rPr>
-      </w:pPr>
-      <w:r>
-        <w:rPr>
-          <w:rFonts w:hint="default"/>
-        </w:rPr>
-        <w:t>Circuit -&gt; OPEN again</w:t>
-      </w:r>
-    </w:p>
-    <w:p>
-      <w:pPr>
-        <w:rPr>
-          <w:rFonts w:hint="default"/>
-        </w:rPr>
-      </w:pPr>
-    </w:p>
-    <w:p>
-      <w:pPr>
-        <w:rPr>
-          <w:rFonts w:hint="default"/>
-        </w:rPr>
-      </w:pPr>
-      <w:r>
-        <w:rPr>
-          <w:rFonts w:hint="default"/>
-        </w:rPr>
-        <w:t>Spring Boot Example (Resilience4j):</w:t>
-      </w:r>
-    </w:p>
-    <w:p>
-      <w:pPr>
-        <w:rPr>
-          <w:rFonts w:hint="default"/>
-        </w:rPr>
-      </w:pPr>
-      <w:r>
-        <w:rPr>
-          <w:rFonts w:hint="default"/>
-        </w:rPr>
-        <w:t>-----------------------------------</w:t>
-      </w:r>
-    </w:p>
-    <w:p>
-      <w:pPr>
-        <w:rPr>
-          <w:rFonts w:hint="default"/>
-        </w:rPr>
-      </w:pPr>
-    </w:p>
-    <w:p>
-      <w:pPr>
-        <w:rPr>
-          <w:rFonts w:hint="default"/>
-        </w:rPr>
-      </w:pPr>
-      <w:r>
-        <w:rPr>
-          <w:rFonts w:hint="default"/>
-        </w:rPr>
-        <w:t>Dependency:</w:t>
-      </w:r>
-    </w:p>
-    <w:p>
-      <w:pPr>
-        <w:rPr>
-          <w:rFonts w:hint="default"/>
-        </w:rPr>
-      </w:pPr>
-      <w:r>
-        <w:rPr>
-          <w:rFonts w:hint="default"/>
-        </w:rPr>
-        <w:t>-----------</w:t>
-      </w:r>
-    </w:p>
-    <w:p>
-      <w:pPr>
-        <w:rPr>
-          <w:rFonts w:hint="default"/>
-        </w:rPr>
-      </w:pPr>
-    </w:p>
-    <w:p>
-      <w:pPr>
-        <w:rPr>
-          <w:rFonts w:hint="default"/>
-        </w:rPr>
-      </w:pPr>
-      <w:r>
-        <w:rPr>
-          <w:rFonts w:hint="default"/>
-        </w:rPr>
-        <w:t>&lt;dependency&gt;</w:t>
-      </w:r>
-    </w:p>
-    <w:p>
-      <w:pPr>
-        <w:rPr>
-          <w:rFonts w:hint="default"/>
-        </w:rPr>
-      </w:pPr>
-      <w:r>
-        <w:rPr>
-          <w:rFonts w:hint="default"/>
-        </w:rPr>
-        <w:t xml:space="preserve">    &lt;groupId&gt;io.github.resilience4j&lt;/groupId&gt;</w:t>
-      </w:r>
-    </w:p>
-    <w:p>
-      <w:pPr>
-        <w:rPr>
-          <w:rFonts w:hint="default"/>
-        </w:rPr>
-      </w:pPr>
-      <w:r>
-        <w:rPr>
-          <w:rFonts w:hint="default"/>
-        </w:rPr>
-        <w:t xml:space="preserve">    &lt;artifactId&gt;resilience4j-spring-boot3&lt;/artifactId&gt;</w:t>
-      </w:r>
-    </w:p>
-    <w:p>
-      <w:pPr>
-        <w:rPr>
-          <w:rFonts w:hint="default"/>
-        </w:rPr>
-      </w:pPr>
-      <w:r>
-        <w:rPr>
-          <w:rFonts w:hint="default"/>
-        </w:rPr>
-        <w:t>&lt;/dependency&gt;</w:t>
-      </w:r>
-    </w:p>
-    <w:p>
-      <w:pPr>
-        <w:rPr>
-          <w:rFonts w:hint="default"/>
-        </w:rPr>
-      </w:pPr>
-      <w:r>
-        <w:rPr>
-          <w:rFonts w:hint="default"/>
-        </w:rPr>
-        <w:t>Service:</w:t>
-      </w:r>
-    </w:p>
-    <w:p>
-      <w:pPr>
-        <w:rPr>
-          <w:rFonts w:hint="default"/>
-        </w:rPr>
-      </w:pPr>
-      <w:r>
-        <w:rPr>
-          <w:rFonts w:hint="default"/>
-        </w:rPr>
-        <w:t>@Service</w:t>
-      </w:r>
-    </w:p>
-    <w:p>
-      <w:pPr>
-        <w:rPr>
-          <w:rFonts w:hint="default"/>
-        </w:rPr>
-      </w:pPr>
-      <w:r>
-        <w:rPr>
-          <w:rFonts w:hint="default"/>
-        </w:rPr>
-        <w:t>public class PaymentService {</w:t>
-      </w:r>
-    </w:p>
-    <w:p>
-      <w:pPr>
-        <w:rPr>
-          <w:rFonts w:hint="default"/>
-        </w:rPr>
-      </w:pPr>
-    </w:p>
-    <w:p>
-      <w:pPr>
-        <w:rPr>
-          <w:rFonts w:hint="default"/>
-        </w:rPr>
-      </w:pPr>
-      <w:r>
-        <w:rPr>
-          <w:rFonts w:hint="default"/>
-        </w:rPr>
-        <w:t xml:space="preserve">    @CircuitBreaker(</w:t>
-      </w:r>
-    </w:p>
-    <w:p>
-      <w:pPr>
-        <w:rPr>
-          <w:rFonts w:hint="default"/>
-        </w:rPr>
-      </w:pPr>
-      <w:r>
-        <w:rPr>
-          <w:rFonts w:hint="default"/>
-        </w:rPr>
-        <w:t xml:space="preserve">        name = "paymentService",</w:t>
-      </w:r>
-    </w:p>
-    <w:p>
-      <w:pPr>
-        <w:rPr>
-          <w:rFonts w:hint="default"/>
-        </w:rPr>
-      </w:pPr>
-      <w:r>
-        <w:rPr>
-          <w:rFonts w:hint="default"/>
-        </w:rPr>
-        <w:t xml:space="preserve">        fallbackMethod = "fallback")</w:t>
-      </w:r>
-    </w:p>
-    <w:p>
-      <w:pPr>
-        <w:rPr>
-          <w:rFonts w:hint="default"/>
-        </w:rPr>
-      </w:pPr>
-      <w:r>
-        <w:rPr>
-          <w:rFonts w:hint="default"/>
-        </w:rPr>
-        <w:t xml:space="preserve">    public String makePayment() {</w:t>
-      </w:r>
-    </w:p>
-    <w:p>
-      <w:pPr>
-        <w:rPr>
-          <w:rFonts w:hint="default"/>
-        </w:rPr>
-      </w:pPr>
-    </w:p>
-    <w:p>
-      <w:pPr>
-        <w:rPr>
-          <w:rFonts w:hint="default"/>
-        </w:rPr>
-      </w:pPr>
-      <w:r>
-        <w:rPr>
-          <w:rFonts w:hint="default"/>
-        </w:rPr>
-        <w:t xml:space="preserve">        throw new RuntimeException("Bank Down");</w:t>
-      </w:r>
-    </w:p>
-    <w:p>
-      <w:pPr>
-        <w:rPr>
-          <w:rFonts w:hint="default"/>
-        </w:rPr>
-      </w:pPr>
-      <w:r>
-        <w:rPr>
-          <w:rFonts w:hint="default"/>
-        </w:rPr>
-        <w:t xml:space="preserve">    }</w:t>
-      </w:r>
-    </w:p>
-    <w:p>
-      <w:pPr>
-        <w:rPr>
-          <w:rFonts w:hint="default"/>
-        </w:rPr>
-      </w:pPr>
-    </w:p>
-    <w:p>
-      <w:pPr>
-        <w:rPr>
-          <w:rFonts w:hint="default"/>
-        </w:rPr>
-      </w:pPr>
-      <w:r>
-        <w:rPr>
-          <w:rFonts w:hint="default"/>
-        </w:rPr>
-        <w:t xml:space="preserve">    public String fallback(Exception ex) {</w:t>
-      </w:r>
-    </w:p>
-    <w:p>
-      <w:pPr>
-        <w:rPr>
-          <w:rFonts w:hint="default"/>
-        </w:rPr>
-      </w:pPr>
-    </w:p>
-    <w:p>
-      <w:pPr>
-        <w:rPr>
-          <w:rFonts w:hint="default"/>
-        </w:rPr>
-      </w:pPr>
-      <w:r>
-        <w:rPr>
-          <w:rFonts w:hint="default"/>
-        </w:rPr>
-        <w:t xml:space="preserve">        return "Payment Service Temporarily Unavailable";</w:t>
-      </w:r>
-    </w:p>
-    <w:p>
-      <w:pPr>
-        <w:rPr>
-          <w:rFonts w:hint="default"/>
-        </w:rPr>
-      </w:pPr>
-      <w:r>
-        <w:rPr>
-          <w:rFonts w:hint="default"/>
-        </w:rPr>
-        <w:t xml:space="preserve">    }</w:t>
-      </w:r>
-    </w:p>
-    <w:p>
-      <w:pPr>
-        <w:rPr>
-          <w:rFonts w:hint="default"/>
-        </w:rPr>
-      </w:pPr>
-      <w:r>
-        <w:rPr>
-          <w:rFonts w:hint="default"/>
-        </w:rPr>
-        <w:t>}</w:t>
-      </w:r>
-    </w:p>
-    <w:p>
-      <w:pPr>
-        <w:rPr>
-          <w:rFonts w:hint="default"/>
-        </w:rPr>
-      </w:pPr>
-      <w:r>
-        <w:rPr>
-          <w:rFonts w:hint="default"/>
-        </w:rPr>
-        <w:t>Controller</w:t>
-      </w:r>
-    </w:p>
-    <w:p>
-      <w:pPr>
-        <w:rPr>
-          <w:rFonts w:hint="default"/>
-        </w:rPr>
-      </w:pPr>
-      <w:r>
-        <w:rPr>
-          <w:rFonts w:hint="default"/>
-        </w:rPr>
-        <w:t>@RestController</w:t>
-      </w:r>
-    </w:p>
-    <w:p>
-      <w:pPr>
-        <w:rPr>
-          <w:rFonts w:hint="default"/>
-        </w:rPr>
-      </w:pPr>
-      <w:r>
-        <w:rPr>
-          <w:rFonts w:hint="default"/>
-        </w:rPr>
-        <w:t>@RequiredArgsConstructor</w:t>
-      </w:r>
-    </w:p>
-    <w:p>
-      <w:pPr>
-        <w:rPr>
-          <w:rFonts w:hint="default"/>
-        </w:rPr>
-      </w:pPr>
-      <w:r>
-        <w:rPr>
-          <w:rFonts w:hint="default"/>
-        </w:rPr>
-        <w:t>public class PaymentController {</w:t>
-      </w:r>
-    </w:p>
-    <w:p>
-      <w:pPr>
-        <w:rPr>
-          <w:rFonts w:hint="default"/>
-        </w:rPr>
-      </w:pPr>
-    </w:p>
-    <w:p>
-      <w:pPr>
-        <w:rPr>
-          <w:rFonts w:hint="default"/>
-        </w:rPr>
-      </w:pPr>
-      <w:r>
-        <w:rPr>
-          <w:rFonts w:hint="default"/>
-        </w:rPr>
-        <w:t xml:space="preserve">    private final PaymentService paymentService;</w:t>
-      </w:r>
-    </w:p>
-    <w:p>
-      <w:pPr>
-        <w:rPr>
-          <w:rFonts w:hint="default"/>
-        </w:rPr>
-      </w:pPr>
-    </w:p>
-    <w:p>
-      <w:pPr>
-        <w:rPr>
-          <w:rFonts w:hint="default"/>
-        </w:rPr>
-      </w:pPr>
-      <w:r>
-        <w:rPr>
-          <w:rFonts w:hint="default"/>
-        </w:rPr>
-        <w:t xml:space="preserve">    @GetMapping("/pay")</w:t>
-      </w:r>
-    </w:p>
-    <w:p>
-      <w:pPr>
-        <w:rPr>
-          <w:rFonts w:hint="default"/>
-        </w:rPr>
-      </w:pPr>
-      <w:r>
-        <w:rPr>
-          <w:rFonts w:hint="default"/>
-        </w:rPr>
-        <w:t xml:space="preserve">    public String pay() {</w:t>
-      </w:r>
-    </w:p>
-    <w:p>
-      <w:pPr>
-        <w:rPr>
-          <w:rFonts w:hint="default"/>
-        </w:rPr>
-      </w:pPr>
-    </w:p>
-    <w:p>
-      <w:pPr>
-        <w:rPr>
-          <w:rFonts w:hint="default"/>
-        </w:rPr>
-      </w:pPr>
-      <w:r>
-        <w:rPr>
-          <w:rFonts w:hint="default"/>
-        </w:rPr>
-        <w:t xml:space="preserve">        return paymentService.makePayment();</w:t>
-      </w:r>
-    </w:p>
-    <w:p>
-      <w:pPr>
-        <w:rPr>
-          <w:rFonts w:hint="default"/>
-        </w:rPr>
-      </w:pPr>
-      <w:r>
-        <w:rPr>
-          <w:rFonts w:hint="default"/>
-        </w:rPr>
-        <w:t xml:space="preserve">    }</w:t>
-      </w:r>
-    </w:p>
-    <w:p>
-      <w:pPr>
-        <w:rPr>
-          <w:rFonts w:hint="default"/>
-        </w:rPr>
-      </w:pPr>
-      <w:r>
-        <w:rPr>
-          <w:rFonts w:hint="default"/>
-        </w:rPr>
-        <w:t>}</w:t>
-      </w:r>
-    </w:p>
-    <w:p>
-      <w:pPr>
-        <w:rPr>
-          <w:rFonts w:hint="default"/>
-        </w:rPr>
-      </w:pPr>
-      <w:r>
-        <w:rPr>
-          <w:rFonts w:hint="default"/>
-        </w:rPr>
-        <w:t>Configuration:</w:t>
-      </w:r>
-    </w:p>
-    <w:p>
-      <w:pPr>
-        <w:rPr>
-          <w:rFonts w:hint="default"/>
-        </w:rPr>
-      </w:pPr>
-      <w:r>
-        <w:rPr>
-          <w:rFonts w:hint="default"/>
-        </w:rPr>
-        <w:t>-------------</w:t>
-      </w:r>
-    </w:p>
-    <w:p>
-      <w:pPr>
-        <w:rPr>
-          <w:rFonts w:hint="default"/>
-        </w:rPr>
-      </w:pPr>
-    </w:p>
-    <w:p>
-      <w:pPr>
-        <w:rPr>
-          <w:rFonts w:hint="default"/>
-        </w:rPr>
-      </w:pPr>
-      <w:r>
-        <w:rPr>
-          <w:rFonts w:hint="default"/>
-        </w:rPr>
-        <w:t>resilience4j:</w:t>
-      </w:r>
-    </w:p>
-    <w:p>
-      <w:pPr>
-        <w:rPr>
-          <w:rFonts w:hint="default"/>
-        </w:rPr>
-      </w:pPr>
-      <w:r>
-        <w:rPr>
-          <w:rFonts w:hint="default"/>
-        </w:rPr>
-        <w:t xml:space="preserve">  circuitbreaker:</w:t>
-      </w:r>
-    </w:p>
-    <w:p>
-      <w:pPr>
-        <w:rPr>
-          <w:rFonts w:hint="default"/>
-        </w:rPr>
-      </w:pPr>
-      <w:r>
-        <w:rPr>
-          <w:rFonts w:hint="default"/>
-        </w:rPr>
-        <w:t xml:space="preserve">    instances:</w:t>
-      </w:r>
-    </w:p>
-    <w:p>
-      <w:pPr>
-        <w:rPr>
-          <w:rFonts w:hint="default"/>
-        </w:rPr>
-      </w:pPr>
-      <w:r>
-        <w:rPr>
-          <w:rFonts w:hint="default"/>
-        </w:rPr>
-        <w:t xml:space="preserve">      paymentService:</w:t>
-      </w:r>
-    </w:p>
-    <w:p>
-      <w:pPr>
-        <w:rPr>
-          <w:rFonts w:hint="default"/>
-        </w:rPr>
-      </w:pPr>
-      <w:r>
-        <w:rPr>
-          <w:rFonts w:hint="default"/>
-        </w:rPr>
-        <w:t xml:space="preserve">        failureRateThreshold: 50</w:t>
-      </w:r>
-    </w:p>
-    <w:p>
-      <w:pPr>
-        <w:rPr>
-          <w:rFonts w:hint="default"/>
-        </w:rPr>
-      </w:pPr>
-      <w:r>
-        <w:rPr>
-          <w:rFonts w:hint="default"/>
-        </w:rPr>
-        <w:t xml:space="preserve">        slidingWindowSize: 10</w:t>
-      </w:r>
-    </w:p>
-    <w:p>
-      <w:pPr>
-        <w:rPr>
-          <w:rFonts w:hint="default"/>
-        </w:rPr>
-      </w:pPr>
-      <w:r>
-        <w:rPr>
-          <w:rFonts w:hint="default"/>
-        </w:rPr>
-        <w:t xml:space="preserve">        waitDurationInOpenState: 30s</w:t>
-      </w:r>
-    </w:p>
-    <w:p>
-      <w:pPr>
-        <w:rPr>
-          <w:rFonts w:hint="default"/>
-        </w:rPr>
-      </w:pPr>
-    </w:p>
-    <w:p>
-      <w:pPr>
-        <w:rPr>
-          <w:rFonts w:hint="default"/>
-        </w:rPr>
-      </w:pPr>
-      <w:r>
-        <w:rPr>
-          <w:rFonts w:hint="default"/>
-        </w:rPr>
-        <w:t>Meaning:</w:t>
-      </w:r>
-    </w:p>
-    <w:p>
-      <w:pPr>
-        <w:rPr>
-          <w:rFonts w:hint="default"/>
-        </w:rPr>
-      </w:pPr>
-      <w:r>
-        <w:rPr>
-          <w:rFonts w:hint="default"/>
-        </w:rPr>
-        <w:t>--------</w:t>
-      </w:r>
-    </w:p>
-    <w:p>
-      <w:pPr>
-        <w:rPr>
-          <w:rFonts w:hint="default"/>
-        </w:rPr>
-      </w:pPr>
-      <w:r>
-        <w:rPr>
-          <w:rFonts w:hint="default"/>
-        </w:rPr>
-        <w:t>Monitor last 10 requests</w:t>
-      </w:r>
-    </w:p>
-    <w:p>
-      <w:pPr>
-        <w:rPr>
-          <w:rFonts w:hint="default"/>
-        </w:rPr>
-      </w:pPr>
-      <w:r>
-        <w:rPr>
-          <w:rFonts w:hint="default"/>
-        </w:rPr>
-        <w:t>If &gt; 50% fail</w:t>
-      </w:r>
-    </w:p>
-    <w:p>
-      <w:pPr>
-        <w:rPr>
-          <w:rFonts w:hint="default"/>
-        </w:rPr>
-      </w:pPr>
-      <w:r>
-        <w:rPr>
-          <w:rFonts w:hint="default"/>
-        </w:rPr>
-        <w:t>Open circuit</w:t>
-      </w:r>
-    </w:p>
-    <w:p>
-      <w:pPr>
-        <w:rPr>
-          <w:rFonts w:hint="default"/>
-        </w:rPr>
-      </w:pPr>
-      <w:r>
-        <w:rPr>
-          <w:rFonts w:hint="default"/>
-        </w:rPr>
-        <w:t>Wait 30 seconds</w:t>
-      </w:r>
-    </w:p>
-    <w:p>
-      <w:pPr>
-        <w:rPr>
-          <w:rFonts w:hint="default"/>
-        </w:rPr>
-      </w:pPr>
-      <w:r>
-        <w:rPr>
-          <w:rFonts w:hint="default"/>
-        </w:rPr>
-        <w:t>Move to Half-Open</w:t>
-      </w:r>
-    </w:p>
-    <w:p>
-      <w:pPr>
-        <w:rPr>
-          <w:rFonts w:hint="default"/>
-        </w:rPr>
-      </w:pPr>
-      <w:r>
-        <w:rPr>
-          <w:rFonts w:hint="default"/>
-        </w:rPr>
-        <w:t>Example Flow</w:t>
-      </w:r>
-    </w:p>
-    <w:p>
-      <w:pPr>
-        <w:rPr>
-          <w:rFonts w:hint="default"/>
-        </w:rPr>
-      </w:pPr>
-      <w:r>
-        <w:rPr>
-          <w:rFonts w:hint="default"/>
-        </w:rPr>
-        <w:t>Request 1 -&gt; Fail</w:t>
-      </w:r>
-    </w:p>
-    <w:p>
-      <w:pPr>
-        <w:rPr>
-          <w:rFonts w:hint="default"/>
-        </w:rPr>
-      </w:pPr>
-      <w:r>
-        <w:rPr>
-          <w:rFonts w:hint="default"/>
-        </w:rPr>
-        <w:t>Request 2 -&gt; Fail</w:t>
-      </w:r>
-    </w:p>
-    <w:p>
-      <w:pPr>
-        <w:rPr>
-          <w:rFonts w:hint="default"/>
-        </w:rPr>
-      </w:pPr>
-      <w:r>
-        <w:rPr>
-          <w:rFonts w:hint="default"/>
-        </w:rPr>
-        <w:t>Request 3 -&gt; Fail</w:t>
-      </w:r>
-    </w:p>
-    <w:p>
-      <w:pPr>
-        <w:rPr>
-          <w:rFonts w:hint="default"/>
-        </w:rPr>
-      </w:pPr>
-      <w:r>
-        <w:rPr>
-          <w:rFonts w:hint="default"/>
-        </w:rPr>
-        <w:t>Request 4 -&gt; Fail</w:t>
-      </w:r>
-    </w:p>
-    <w:p>
-      <w:pPr>
-        <w:rPr>
-          <w:rFonts w:hint="default"/>
-        </w:rPr>
-      </w:pPr>
-      <w:r>
-        <w:rPr>
-          <w:rFonts w:hint="default"/>
-        </w:rPr>
-        <w:t>Request 5 -&gt; Fail</w:t>
-      </w:r>
-    </w:p>
-    <w:p>
-      <w:pPr>
-        <w:rPr>
-          <w:rFonts w:hint="default"/>
-        </w:rPr>
-      </w:pPr>
-    </w:p>
-    <w:p>
-      <w:pPr>
-        <w:rPr>
-          <w:rFonts w:hint="default"/>
-        </w:rPr>
-      </w:pPr>
-      <w:r>
-        <w:rPr>
-          <w:rFonts w:hint="default"/>
-        </w:rPr>
-        <w:t>Failure rate:</w:t>
-      </w:r>
-    </w:p>
-    <w:p>
-      <w:pPr>
-        <w:rPr>
-          <w:rFonts w:hint="default"/>
-        </w:rPr>
-      </w:pPr>
-      <w:r>
-        <w:rPr>
-          <w:rFonts w:hint="default"/>
-        </w:rPr>
-        <w:t>-------------</w:t>
-      </w:r>
-    </w:p>
-    <w:p>
-      <w:pPr>
-        <w:rPr>
-          <w:rFonts w:hint="default"/>
-        </w:rPr>
-      </w:pPr>
-      <w:r>
-        <w:rPr>
-          <w:rFonts w:hint="default"/>
-        </w:rPr>
-        <w:t>5/5 = 100%</w:t>
-      </w:r>
-    </w:p>
-    <w:p>
-      <w:pPr>
-        <w:rPr>
-          <w:rFonts w:hint="default"/>
-        </w:rPr>
-      </w:pPr>
-    </w:p>
-    <w:p>
-      <w:pPr>
-        <w:rPr>
-          <w:rFonts w:hint="default"/>
-        </w:rPr>
-      </w:pPr>
-      <w:r>
-        <w:rPr>
-          <w:rFonts w:hint="default"/>
-        </w:rPr>
-        <w:t>Threshold exceeded.</w:t>
-      </w:r>
-    </w:p>
-    <w:p>
-      <w:pPr>
-        <w:rPr>
-          <w:rFonts w:hint="default"/>
-        </w:rPr>
-      </w:pPr>
-    </w:p>
-    <w:p>
-      <w:pPr>
-        <w:rPr>
-          <w:rFonts w:hint="default"/>
-        </w:rPr>
-      </w:pPr>
-      <w:r>
-        <w:rPr>
-          <w:rFonts w:hint="default"/>
-        </w:rPr>
-        <w:t>Circuit:</w:t>
-      </w:r>
-    </w:p>
-    <w:p>
-      <w:pPr>
-        <w:rPr>
-          <w:rFonts w:hint="default"/>
-        </w:rPr>
-      </w:pPr>
-      <w:r>
-        <w:rPr>
-          <w:rFonts w:hint="default"/>
-        </w:rPr>
-        <w:t>--------</w:t>
-      </w:r>
-    </w:p>
-    <w:p>
-      <w:pPr>
-        <w:rPr>
-          <w:rFonts w:hint="default"/>
-        </w:rPr>
-      </w:pPr>
-      <w:r>
-        <w:rPr>
-          <w:rFonts w:hint="default"/>
-        </w:rPr>
-        <w:t>OPEN</w:t>
-      </w:r>
-    </w:p>
-    <w:p>
-      <w:pPr>
-        <w:rPr>
-          <w:rFonts w:hint="default"/>
-        </w:rPr>
-      </w:pPr>
-    </w:p>
-    <w:p>
-      <w:pPr>
-        <w:rPr>
-          <w:rFonts w:hint="default"/>
-        </w:rPr>
-      </w:pPr>
-      <w:r>
-        <w:rPr>
-          <w:rFonts w:hint="default"/>
-        </w:rPr>
-        <w:t>Next requests:</w:t>
-      </w:r>
-    </w:p>
-    <w:p>
-      <w:pPr>
-        <w:rPr>
-          <w:rFonts w:hint="default"/>
-        </w:rPr>
-      </w:pPr>
-      <w:r>
-        <w:rPr>
-          <w:rFonts w:hint="default"/>
-        </w:rPr>
-        <w:t>--------------</w:t>
-      </w:r>
-    </w:p>
-    <w:p>
-      <w:pPr>
-        <w:rPr>
-          <w:rFonts w:hint="default"/>
-        </w:rPr>
-      </w:pPr>
-      <w:r>
-        <w:rPr>
-          <w:rFonts w:hint="default"/>
-        </w:rPr>
-        <w:t>No API call made</w:t>
-      </w:r>
-    </w:p>
-    <w:p>
-      <w:pPr>
-        <w:rPr>
-          <w:rFonts w:hint="default"/>
-        </w:rPr>
-      </w:pPr>
-      <w:r>
-        <w:rPr>
-          <w:rFonts w:hint="default"/>
-        </w:rPr>
-        <w:t>Fallback executed</w:t>
-      </w:r>
-    </w:p>
-    <w:p>
-      <w:pPr>
-        <w:rPr>
-          <w:rFonts w:hint="default"/>
-        </w:rPr>
-      </w:pPr>
-    </w:p>
-    <w:p>
-      <w:pPr>
-        <w:rPr>
-          <w:rFonts w:hint="default"/>
-        </w:rPr>
-      </w:pPr>
-      <w:r>
-        <w:rPr>
-          <w:rFonts w:hint="default"/>
-        </w:rPr>
-        <w:t>Circuit Breaker + Saga:</w:t>
-      </w:r>
-    </w:p>
-    <w:p>
-      <w:pPr>
-        <w:rPr>
-          <w:rFonts w:hint="default"/>
-        </w:rPr>
-      </w:pPr>
-      <w:r>
-        <w:rPr>
-          <w:rFonts w:hint="default"/>
-        </w:rPr>
-        <w:t>-----------------------</w:t>
-      </w:r>
-    </w:p>
-    <w:p>
-      <w:pPr>
-        <w:rPr>
-          <w:rFonts w:hint="default"/>
-        </w:rPr>
-      </w:pPr>
-    </w:p>
-    <w:p>
-      <w:pPr>
-        <w:rPr>
-          <w:rFonts w:hint="default"/>
-        </w:rPr>
-      </w:pPr>
-      <w:r>
-        <w:rPr>
-          <w:rFonts w:hint="default"/>
-        </w:rPr>
-        <w:t>Very common combination.</w:t>
-      </w:r>
-    </w:p>
-    <w:p>
-      <w:pPr>
-        <w:rPr>
-          <w:rFonts w:hint="default"/>
-        </w:rPr>
-      </w:pPr>
-    </w:p>
-    <w:p>
-      <w:pPr>
-        <w:rPr>
-          <w:rFonts w:hint="default"/>
-        </w:rPr>
-      </w:pPr>
-      <w:r>
-        <w:rPr>
-          <w:rFonts w:hint="default"/>
-        </w:rPr>
-        <w:t>Example:</w:t>
-      </w:r>
-    </w:p>
-    <w:p>
-      <w:pPr>
-        <w:rPr>
-          <w:rFonts w:hint="default"/>
-        </w:rPr>
-      </w:pPr>
-    </w:p>
-    <w:p>
-      <w:pPr>
-        <w:rPr>
-          <w:rFonts w:hint="default"/>
-        </w:rPr>
-      </w:pPr>
-      <w:r>
-        <w:rPr>
-          <w:rFonts w:hint="default"/>
-        </w:rPr>
-        <w:t>Order Service</w:t>
-      </w:r>
-    </w:p>
-    <w:p>
-      <w:pPr>
-        <w:rPr>
-          <w:rFonts w:hint="default"/>
-        </w:rPr>
-      </w:pPr>
-      <w:r>
-        <w:rPr>
-          <w:rFonts w:hint="default"/>
-        </w:rPr>
-        <w:t xml:space="preserve">    |</w:t>
-      </w:r>
-    </w:p>
-    <w:p>
-      <w:pPr>
-        <w:rPr>
-          <w:rFonts w:hint="default"/>
-        </w:rPr>
-      </w:pPr>
-      <w:r>
-        <w:rPr>
-          <w:rFonts w:hint="default"/>
-        </w:rPr>
-        <w:t>Payment Service</w:t>
-      </w:r>
-    </w:p>
-    <w:p>
-      <w:pPr>
-        <w:rPr>
-          <w:rFonts w:hint="default"/>
-        </w:rPr>
-      </w:pPr>
-      <w:r>
-        <w:rPr>
-          <w:rFonts w:hint="default"/>
-        </w:rPr>
-        <w:t xml:space="preserve">    |</w:t>
-      </w:r>
-    </w:p>
-    <w:p>
-      <w:pPr>
-        <w:rPr>
-          <w:rFonts w:hint="default"/>
-        </w:rPr>
-      </w:pPr>
-      <w:r>
-        <w:rPr>
-          <w:rFonts w:hint="default"/>
-        </w:rPr>
-        <w:t>Inventory Service</w:t>
-      </w:r>
-    </w:p>
-    <w:p>
-      <w:pPr>
-        <w:rPr>
-          <w:rFonts w:hint="default"/>
-        </w:rPr>
-      </w:pPr>
-    </w:p>
-    <w:p>
-      <w:pPr>
-        <w:rPr>
-          <w:rFonts w:hint="default"/>
-        </w:rPr>
-      </w:pPr>
-      <w:r>
-        <w:rPr>
-          <w:rFonts w:hint="default"/>
-        </w:rPr>
-        <w:t>Inventory Service is down.</w:t>
-      </w:r>
-    </w:p>
-    <w:p>
-      <w:pPr>
-        <w:rPr>
-          <w:rFonts w:hint="default"/>
-        </w:rPr>
-      </w:pPr>
-    </w:p>
-    <w:p>
-      <w:pPr>
-        <w:rPr>
-          <w:rFonts w:hint="default"/>
-        </w:rPr>
-      </w:pPr>
-      <w:r>
-        <w:rPr>
-          <w:rFonts w:hint="default"/>
-        </w:rPr>
-        <w:t>Without Circuit Breaker:</w:t>
-      </w:r>
-    </w:p>
-    <w:p>
-      <w:pPr>
-        <w:rPr>
-          <w:rFonts w:hint="default"/>
-        </w:rPr>
-      </w:pPr>
-    </w:p>
-    <w:p>
-      <w:pPr>
-        <w:rPr>
-          <w:rFonts w:hint="default"/>
-        </w:rPr>
-      </w:pPr>
-      <w:r>
-        <w:rPr>
-          <w:rFonts w:hint="default"/>
-        </w:rPr>
-        <w:t>Wait</w:t>
-      </w:r>
-    </w:p>
-    <w:p>
-      <w:pPr>
-        <w:rPr>
-          <w:rFonts w:hint="default"/>
-        </w:rPr>
-      </w:pPr>
-      <w:r>
-        <w:rPr>
-          <w:rFonts w:hint="default"/>
-        </w:rPr>
-        <w:t>Timeout</w:t>
-      </w:r>
-    </w:p>
-    <w:p>
-      <w:pPr>
-        <w:rPr>
-          <w:rFonts w:hint="default"/>
-        </w:rPr>
-      </w:pPr>
-      <w:r>
-        <w:rPr>
-          <w:rFonts w:hint="default"/>
-        </w:rPr>
-        <w:t>Retry</w:t>
-      </w:r>
-    </w:p>
-    <w:p>
-      <w:pPr>
-        <w:rPr>
-          <w:rFonts w:hint="default"/>
-        </w:rPr>
-      </w:pPr>
-      <w:r>
-        <w:rPr>
-          <w:rFonts w:hint="default"/>
-        </w:rPr>
-        <w:t>Timeout</w:t>
-      </w:r>
-    </w:p>
-    <w:p>
-      <w:pPr>
-        <w:rPr>
-          <w:rFonts w:hint="default"/>
-        </w:rPr>
-      </w:pPr>
-    </w:p>
-    <w:p>
-      <w:pPr>
-        <w:rPr>
-          <w:rFonts w:hint="default"/>
-        </w:rPr>
-      </w:pPr>
-      <w:r>
-        <w:rPr>
-          <w:rFonts w:hint="default"/>
-        </w:rPr>
-        <w:t>With Circuit Breaker:</w:t>
-      </w:r>
-    </w:p>
-    <w:p>
-      <w:pPr>
-        <w:rPr>
-          <w:rFonts w:hint="default"/>
-        </w:rPr>
-      </w:pPr>
-    </w:p>
-    <w:p>
-      <w:pPr>
-        <w:rPr>
-          <w:rFonts w:hint="default"/>
-        </w:rPr>
-      </w:pPr>
-      <w:r>
-        <w:rPr>
-          <w:rFonts w:hint="default"/>
-        </w:rPr>
-        <w:t>Fail Fast</w:t>
-      </w:r>
-    </w:p>
-    <w:p>
-      <w:pPr>
-        <w:rPr>
-          <w:rFonts w:hint="default"/>
-        </w:rPr>
-      </w:pPr>
-    </w:p>
-    <w:p>
-      <w:pPr>
-        <w:rPr>
-          <w:rFonts w:hint="default"/>
-        </w:rPr>
-      </w:pPr>
-      <w:r>
-        <w:rPr>
-          <w:rFonts w:hint="default"/>
-        </w:rPr>
-        <w:t>Saga Orchestrator (or Camunda) can then:</w:t>
-      </w:r>
-    </w:p>
-    <w:p>
-      <w:pPr>
-        <w:rPr>
-          <w:rFonts w:hint="default"/>
-        </w:rPr>
-      </w:pPr>
-    </w:p>
-    <w:p>
-      <w:pPr>
-        <w:rPr>
-          <w:rFonts w:hint="default"/>
-        </w:rPr>
-      </w:pPr>
-      <w:r>
-        <w:rPr>
-          <w:rFonts w:hint="default"/>
-        </w:rPr>
-        <w:t>Refund Payment</w:t>
-      </w:r>
-    </w:p>
-    <w:p>
-      <w:pPr>
-        <w:rPr>
-          <w:rFonts w:hint="default"/>
-        </w:rPr>
-      </w:pPr>
-      <w:r>
-        <w:rPr>
-          <w:rFonts w:hint="default"/>
-        </w:rPr>
-        <w:t>Cancel Order</w:t>
-      </w:r>
-    </w:p>
-    <w:p>
-      <w:pPr>
-        <w:rPr>
-          <w:rFonts w:hint="default"/>
-        </w:rPr>
-      </w:pPr>
-    </w:p>
-    <w:p>
-      <w:pPr>
-        <w:rPr>
-          <w:rFonts w:hint="default"/>
-        </w:rPr>
-      </w:pPr>
-      <w:r>
-        <w:rPr>
-          <w:rFonts w:hint="default"/>
-        </w:rPr>
-        <w:t>immediately instead of waiting for long timeouts.</w:t>
-      </w:r>
-    </w:p>
-    <w:p>
-      <w:pPr>
-        <w:rPr>
-          <w:rFonts w:hint="default"/>
-        </w:rPr>
-      </w:pPr>
-      <w:r>
-        <w:rPr>
-          <w:rFonts w:hint="default"/>
-        </w:rPr>
-        <w:t>-------------------------------------------------------------------------------------------------</w:t>
+          <w:lang w:val="en-US"/>
+        </w:rPr>
+        <w:t>okers are self managed by Kafka.</w:t>
       </w:r>
     </w:p>
     <w:p>
